--- a/docs/Orange_Innovation_Radar_Technical_Architecture.docx
+++ b/docs/Orange_Innovation_Radar_Technical_Architecture.docx
@@ -173,7 +173,7 @@
                 <w:color w:val="1A1A1A"/>
                 <w:sz w:val="18"/>
               </w:rPr>
-              <w:t>1.0</w:t>
+              <w:t>1.1</w:t>
             </w:r>
           </w:p>
         </w:tc>
@@ -275,7 +275,7 @@
                 <w:color w:val="1A1A1A"/>
                 <w:sz w:val="18"/>
               </w:rPr>
-              <w:t>19 August 2026</w:t>
+              <w:t>21 August 2026</w:t>
             </w:r>
           </w:p>
         </w:tc>
@@ -649,6 +649,21 @@
           <w:sz w:val="21"/>
         </w:rPr>
         <w:t>9   Language-model integration and guardrails</w:t>
+      </w:r>
+    </w:p>
+    <w:p>
+      <w:pPr>
+        <w:spacing w:after="60"/>
+        <w:ind w:left="0"/>
+      </w:pPr>
+      <w:r>
+        <w:rPr>
+          <w:rFonts w:ascii="Calibri" w:hAnsi="Calibri"/>
+          <w:b/>
+          <w:color w:val="1A1A1A"/>
+          <w:sz w:val="21"/>
+        </w:rPr>
+        <w:t>9b  Competitor intelligence architecture</w:t>
       </w:r>
     </w:p>
     <w:p>
@@ -936,7 +951,7 @@
       <w:r>
         <w:drawing>
           <wp:inline xmlns:a="http://schemas.openxmlformats.org/drawingml/2006/main" xmlns:pic="http://schemas.openxmlformats.org/drawingml/2006/picture">
-            <wp:extent cx="9504000" cy="5356068"/>
+            <wp:extent cx="9504000" cy="5127919"/>
             <wp:docPr id="1" name="Picture 1"/>
             <wp:cNvGraphicFramePr>
               <a:graphicFrameLocks noChangeAspect="1"/>
@@ -957,7 +972,7 @@
                   <pic:spPr>
                     <a:xfrm>
                       <a:off x="0" y="0"/>
-                      <a:ext cx="9504000" cy="5356068"/>
+                      <a:ext cx="9504000" cy="5127919"/>
                     </a:xfrm>
                     <a:prstGeom prst="rect"/>
                   </pic:spPr>
@@ -3663,7 +3678,7 @@
                 <w:color w:val="1A1A1A"/>
                 <w:sz w:val="17"/>
               </w:rPr>
-              <w:t>525</w:t>
+              <w:t>659</w:t>
             </w:r>
           </w:p>
         </w:tc>
@@ -3690,7 +3705,7 @@
                 <w:color w:val="1A1A1A"/>
                 <w:sz w:val="17"/>
               </w:rPr>
-              <w:t>The complete SQL schema, connection management, deterministic JSON helpers</w:t>
+              <w:t>The complete SQL schema, additive migrations, connection management, deterministic JSON helpers</w:t>
             </w:r>
           </w:p>
         </w:tc>
@@ -3930,7 +3945,7 @@
                 <w:color w:val="1A1A1A"/>
                 <w:sz w:val="17"/>
               </w:rPr>
-              <w:t>13 source connectors behind one registry, plus a shared HTTP session with retry, pacing and a circuit breaker</w:t>
+              <w:t>17 connector types behind one registry — procurement, regulation, research, news and demand-side leading indicators — plus a shared HTTP session with retry, pacing and a circuit breaker</w:t>
             </w:r>
           </w:p>
         </w:tc>
@@ -4144,6 +4159,25 @@
                 <w:color w:val="A83E00"/>
                 <w:sz w:val="15"/>
               </w:rPr>
+              <w:t>query_grid</w:t>
+            </w:r>
+            <w:r>
+              <w:rPr>
+                <w:rFonts w:ascii="Calibri" w:hAnsi="Calibri"/>
+                <w:b w:val="0"/>
+                <w:i w:val="0"/>
+                <w:color w:val="1A1A1A"/>
+                <w:sz w:val="17"/>
+              </w:rPr>
+              <w:t xml:space="preserve"> (taxonomy-derived collection parameters) · </w:t>
+            </w:r>
+            <w:r>
+              <w:rPr>
+                <w:rFonts w:ascii="Consolas" w:hAnsi="Consolas"/>
+                <w:i w:val="0"/>
+                <w:color w:val="A83E00"/>
+                <w:sz w:val="15"/>
+              </w:rPr>
               <w:t>run</w:t>
             </w:r>
           </w:p>
@@ -4171,7 +4205,7 @@
                 <w:color w:val="A83E00"/>
                 <w:sz w:val="15"/>
               </w:rPr>
-              <w:t>graph.py</w:t>
+              <w:t>bootstrap.py</w:t>
             </w:r>
           </w:p>
         </w:tc>
@@ -4197,7 +4231,7 @@
                 <w:color w:val="1A1A1A"/>
                 <w:sz w:val="17"/>
               </w:rPr>
-              <w:t>466</w:t>
+              <w:t>340</w:t>
             </w:r>
           </w:p>
         </w:tc>
@@ -4223,7 +4257,7 @@
                 <w:color w:val="1A1A1A"/>
                 <w:sz w:val="17"/>
               </w:rPr>
-              <w:t>Business graph materialisation, link generation and typing, portfolio distance</w:t>
+              <w:t>Prepares a serving instance's storage without ever raising at import — see 14.2</w:t>
             </w:r>
           </w:p>
         </w:tc>
@@ -4251,7 +4285,7 @@
                 <w:color w:val="A83E00"/>
                 <w:sz w:val="15"/>
               </w:rPr>
-              <w:t>scoring.py</w:t>
+              <w:t>internal.py</w:t>
             </w:r>
           </w:p>
         </w:tc>
@@ -4278,7 +4312,7 @@
                 <w:color w:val="1A1A1A"/>
                 <w:sz w:val="17"/>
               </w:rPr>
-              <w:t>772</w:t>
+              <w:t>—</w:t>
             </w:r>
           </w:p>
         </w:tc>
@@ -4305,7 +4339,7 @@
                 <w:color w:val="1A1A1A"/>
                 <w:sz w:val="17"/>
               </w:rPr>
-              <w:t>Attractiveness (5 components), right to win (7), horizon derivation, lifecycle transitions</w:t>
+              <w:t>Internal signal intake with a moderation gate; enters the corpus at tier 3</w:t>
             </w:r>
           </w:p>
         </w:tc>
@@ -4332,7 +4366,7 @@
                 <w:color w:val="A83E00"/>
                 <w:sz w:val="15"/>
               </w:rPr>
-              <w:t>reference.py</w:t>
+              <w:t>generation.py</w:t>
             </w:r>
           </w:p>
         </w:tc>
@@ -4358,7 +4392,7 @@
                 <w:color w:val="1A1A1A"/>
                 <w:sz w:val="17"/>
               </w:rPr>
-              <w:t>271</w:t>
+              <w:t>636</w:t>
             </w:r>
           </w:p>
         </w:tc>
@@ -4384,7 +4418,7 @@
                 <w:color w:val="1A1A1A"/>
                 <w:sz w:val="17"/>
               </w:rPr>
-              <w:t>Eurostat reference series retrieval and storage</w:t>
+              <w:t>On-demand, constrained synthesis for the Generate screen, scoped to what it created</w:t>
             </w:r>
           </w:p>
         </w:tc>
@@ -4412,7 +4446,7 @@
                 <w:color w:val="A83E00"/>
                 <w:sz w:val="15"/>
               </w:rPr>
-              <w:t>sizing.py</w:t>
+              <w:t>competitor_intel.py</w:t>
             </w:r>
           </w:p>
         </w:tc>
@@ -4439,7 +4473,7 @@
                 <w:color w:val="1A1A1A"/>
                 <w:sz w:val="17"/>
               </w:rPr>
-              <w:t>956</w:t>
+              <w:t>833</w:t>
             </w:r>
           </w:p>
         </w:tc>
@@ -4466,7 +4500,7 @@
                 <w:color w:val="1A1A1A"/>
                 <w:sz w:val="17"/>
               </w:rPr>
-              <w:t>Bottom-up and procurement-observed market size, factor by factor</w:t>
+              <w:t>Robots-aware competitor crawling and structured profile generation</w:t>
             </w:r>
           </w:p>
         </w:tc>
@@ -4493,7 +4527,7 @@
                 <w:color w:val="A83E00"/>
                 <w:sz w:val="15"/>
               </w:rPr>
-              <w:t>competition.py</w:t>
+              <w:t>competitor_analysis.py</w:t>
             </w:r>
           </w:p>
         </w:tc>
@@ -4519,7 +4553,7 @@
                 <w:color w:val="1A1A1A"/>
                 <w:sz w:val="17"/>
               </w:rPr>
-              <w:t>298</w:t>
+              <w:t>419</w:t>
             </w:r>
           </w:p>
         </w:tc>
@@ -4545,7 +4579,7 @@
                 <w:color w:val="1A1A1A"/>
                 <w:sz w:val="17"/>
               </w:rPr>
-              <w:t>Competitor matching, evidence detection, intensity banding</w:t>
+              <w:t>Per-topic competitor join and the written comparison, including the differentiation angle</w:t>
             </w:r>
           </w:p>
         </w:tc>
@@ -4573,7 +4607,7 @@
                 <w:color w:val="A83E00"/>
                 <w:sz w:val="15"/>
               </w:rPr>
-              <w:t>workflow.py</w:t>
+              <w:t>graph.py</w:t>
             </w:r>
           </w:p>
         </w:tc>
@@ -4600,7 +4634,7 @@
                 <w:color w:val="1A1A1A"/>
                 <w:sz w:val="17"/>
               </w:rPr>
-              <w:t>420</w:t>
+              <w:t>466</w:t>
             </w:r>
           </w:p>
         </w:tc>
@@ -4627,7 +4661,7 @@
                 <w:color w:val="1A1A1A"/>
                 <w:sz w:val="17"/>
               </w:rPr>
-              <w:t>Stage gate, per-role assessment, conviction aggregation, divergence detection</w:t>
+              <w:t>Business graph materialisation, link generation and typing, portfolio distance</w:t>
             </w:r>
           </w:p>
         </w:tc>
@@ -4654,18 +4688,79 @@
                 <w:color w:val="A83E00"/>
                 <w:sz w:val="15"/>
               </w:rPr>
-              <w:t>describe</w:t>
-            </w:r>
-            <w:r>
-              <w:rPr>
-                <w:rFonts w:ascii="Calibri" w:hAnsi="Calibri"/>
-                <w:b w:val="0"/>
-                <w:i w:val="0"/>
-                <w:color w:val="1A1A1A"/>
-                <w:sz w:val="17"/>
-              </w:rPr>
-              <w:t xml:space="preserve"> + </w:t>
-            </w:r>
+              <w:t>scoring.py</w:t>
+            </w:r>
+          </w:p>
+        </w:tc>
+        <w:tc>
+          <w:tcPr>
+            <w:tcW w:type="dxa" w:w="794"/>
+            <w:tcBorders>
+              <w:top w:val="single" w:sz="2" w:space="0" w:color="C8C8C8"/>
+              <w:left w:val="single" w:sz="2" w:space="0" w:color="C8C8C8"/>
+              <w:bottom w:val="single" w:sz="2" w:space="0" w:color="C8C8C8"/>
+              <w:right w:val="single" w:sz="2" w:space="0" w:color="C8C8C8"/>
+            </w:tcBorders>
+          </w:tcPr>
+          <w:p>
+            <w:pPr>
+              <w:spacing w:after="20" w:before="20"/>
+            </w:pPr>
+            <w:r>
+              <w:rPr>
+                <w:rFonts w:ascii="Calibri" w:hAnsi="Calibri"/>
+                <w:b w:val="0"/>
+                <w:i w:val="0"/>
+                <w:color w:val="1A1A1A"/>
+                <w:sz w:val="17"/>
+              </w:rPr>
+              <w:t>772</w:t>
+            </w:r>
+          </w:p>
+        </w:tc>
+        <w:tc>
+          <w:tcPr>
+            <w:tcW w:type="dxa" w:w="6576"/>
+            <w:tcBorders>
+              <w:top w:val="single" w:sz="2" w:space="0" w:color="C8C8C8"/>
+              <w:left w:val="single" w:sz="2" w:space="0" w:color="C8C8C8"/>
+              <w:bottom w:val="single" w:sz="2" w:space="0" w:color="C8C8C8"/>
+              <w:right w:val="single" w:sz="2" w:space="0" w:color="C8C8C8"/>
+            </w:tcBorders>
+          </w:tcPr>
+          <w:p>
+            <w:pPr>
+              <w:spacing w:after="20" w:before="20"/>
+            </w:pPr>
+            <w:r>
+              <w:rPr>
+                <w:rFonts w:ascii="Calibri" w:hAnsi="Calibri"/>
+                <w:b w:val="0"/>
+                <w:i w:val="0"/>
+                <w:color w:val="1A1A1A"/>
+                <w:sz w:val="17"/>
+              </w:rPr>
+              <w:t>Attractiveness (5 components), right to win (7), horizon derivation, lifecycle transitions</w:t>
+            </w:r>
+          </w:p>
+        </w:tc>
+      </w:tr>
+      <w:tr>
+        <w:tc>
+          <w:tcPr>
+            <w:tcW w:type="dxa" w:w="2041"/>
+            <w:shd w:val="clear" w:color="auto" w:fill="F2F2F2"/>
+            <w:tcBorders>
+              <w:top w:val="single" w:sz="2" w:space="0" w:color="C8C8C8"/>
+              <w:left w:val="single" w:sz="2" w:space="0" w:color="C8C8C8"/>
+              <w:bottom w:val="single" w:sz="2" w:space="0" w:color="C8C8C8"/>
+              <w:right w:val="single" w:sz="2" w:space="0" w:color="C8C8C8"/>
+            </w:tcBorders>
+          </w:tcPr>
+          <w:p>
+            <w:pPr>
+              <w:spacing w:after="20" w:before="20"/>
+            </w:pPr>
             <w:r>
               <w:rPr>
                 <w:rFonts w:ascii="Consolas" w:hAnsi="Consolas"/>
@@ -4673,59 +4768,61 @@
                 <w:color w:val="A83E00"/>
                 <w:sz w:val="15"/>
               </w:rPr>
-              <w:t>brief.py</w:t>
+              <w:t>reference.py</w:t>
             </w:r>
           </w:p>
         </w:tc>
         <w:tc>
           <w:tcPr>
             <w:tcW w:type="dxa" w:w="794"/>
-            <w:tcBorders>
-              <w:top w:val="single" w:sz="2" w:space="0" w:color="C8C8C8"/>
-              <w:left w:val="single" w:sz="2" w:space="0" w:color="C8C8C8"/>
-              <w:bottom w:val="single" w:sz="2" w:space="0" w:color="C8C8C8"/>
-              <w:right w:val="single" w:sz="2" w:space="0" w:color="C8C8C8"/>
-            </w:tcBorders>
-          </w:tcPr>
-          <w:p>
-            <w:pPr>
-              <w:spacing w:after="20" w:before="20"/>
-            </w:pPr>
-            <w:r>
-              <w:rPr>
-                <w:rFonts w:ascii="Calibri" w:hAnsi="Calibri"/>
-                <w:b w:val="0"/>
-                <w:i w:val="0"/>
-                <w:color w:val="1A1A1A"/>
-                <w:sz w:val="17"/>
-              </w:rPr>
-              <w:t>961</w:t>
+            <w:shd w:val="clear" w:color="auto" w:fill="F2F2F2"/>
+            <w:tcBorders>
+              <w:top w:val="single" w:sz="2" w:space="0" w:color="C8C8C8"/>
+              <w:left w:val="single" w:sz="2" w:space="0" w:color="C8C8C8"/>
+              <w:bottom w:val="single" w:sz="2" w:space="0" w:color="C8C8C8"/>
+              <w:right w:val="single" w:sz="2" w:space="0" w:color="C8C8C8"/>
+            </w:tcBorders>
+          </w:tcPr>
+          <w:p>
+            <w:pPr>
+              <w:spacing w:after="20" w:before="20"/>
+            </w:pPr>
+            <w:r>
+              <w:rPr>
+                <w:rFonts w:ascii="Calibri" w:hAnsi="Calibri"/>
+                <w:b w:val="0"/>
+                <w:i w:val="0"/>
+                <w:color w:val="1A1A1A"/>
+                <w:sz w:val="17"/>
+              </w:rPr>
+              <w:t>271</w:t>
             </w:r>
           </w:p>
         </w:tc>
         <w:tc>
           <w:tcPr>
             <w:tcW w:type="dxa" w:w="6576"/>
-            <w:tcBorders>
-              <w:top w:val="single" w:sz="2" w:space="0" w:color="C8C8C8"/>
-              <w:left w:val="single" w:sz="2" w:space="0" w:color="C8C8C8"/>
-              <w:bottom w:val="single" w:sz="2" w:space="0" w:color="C8C8C8"/>
-              <w:right w:val="single" w:sz="2" w:space="0" w:color="C8C8C8"/>
-            </w:tcBorders>
-          </w:tcPr>
-          <w:p>
-            <w:pPr>
-              <w:spacing w:after="20" w:before="20"/>
-            </w:pPr>
-            <w:r>
-              <w:rPr>
-                <w:rFonts w:ascii="Calibri" w:hAnsi="Calibri"/>
-                <w:b w:val="0"/>
-                <w:i w:val="0"/>
-                <w:color w:val="1A1A1A"/>
-                <w:sz w:val="17"/>
-              </w:rPr>
-              <w:t>Long-form description and the six-page PDF, including the solution diagram</w:t>
+            <w:shd w:val="clear" w:color="auto" w:fill="F2F2F2"/>
+            <w:tcBorders>
+              <w:top w:val="single" w:sz="2" w:space="0" w:color="C8C8C8"/>
+              <w:left w:val="single" w:sz="2" w:space="0" w:color="C8C8C8"/>
+              <w:bottom w:val="single" w:sz="2" w:space="0" w:color="C8C8C8"/>
+              <w:right w:val="single" w:sz="2" w:space="0" w:color="C8C8C8"/>
+            </w:tcBorders>
+          </w:tcPr>
+          <w:p>
+            <w:pPr>
+              <w:spacing w:after="20" w:before="20"/>
+            </w:pPr>
+            <w:r>
+              <w:rPr>
+                <w:rFonts w:ascii="Calibri" w:hAnsi="Calibri"/>
+                <w:b w:val="0"/>
+                <w:i w:val="0"/>
+                <w:color w:val="1A1A1A"/>
+                <w:sz w:val="17"/>
+              </w:rPr>
+              <w:t>Eurostat reference series retrieval and storage</w:t>
             </w:r>
           </w:p>
         </w:tc>
@@ -4734,7 +4831,6 @@
         <w:tc>
           <w:tcPr>
             <w:tcW w:type="dxa" w:w="2041"/>
-            <w:shd w:val="clear" w:color="auto" w:fill="F2F2F2"/>
             <w:tcBorders>
               <w:top w:val="single" w:sz="2" w:space="0" w:color="C8C8C8"/>
               <w:left w:val="single" w:sz="2" w:space="0" w:color="C8C8C8"/>
@@ -4753,7 +4849,87 @@
                 <w:color w:val="A83E00"/>
                 <w:sz w:val="15"/>
               </w:rPr>
-              <w:t>readmodel.py</w:t>
+              <w:t>sizing.py</w:t>
+            </w:r>
+          </w:p>
+        </w:tc>
+        <w:tc>
+          <w:tcPr>
+            <w:tcW w:type="dxa" w:w="794"/>
+            <w:tcBorders>
+              <w:top w:val="single" w:sz="2" w:space="0" w:color="C8C8C8"/>
+              <w:left w:val="single" w:sz="2" w:space="0" w:color="C8C8C8"/>
+              <w:bottom w:val="single" w:sz="2" w:space="0" w:color="C8C8C8"/>
+              <w:right w:val="single" w:sz="2" w:space="0" w:color="C8C8C8"/>
+            </w:tcBorders>
+          </w:tcPr>
+          <w:p>
+            <w:pPr>
+              <w:spacing w:after="20" w:before="20"/>
+            </w:pPr>
+            <w:r>
+              <w:rPr>
+                <w:rFonts w:ascii="Calibri" w:hAnsi="Calibri"/>
+                <w:b w:val="0"/>
+                <w:i w:val="0"/>
+                <w:color w:val="1A1A1A"/>
+                <w:sz w:val="17"/>
+              </w:rPr>
+              <w:t>956</w:t>
+            </w:r>
+          </w:p>
+        </w:tc>
+        <w:tc>
+          <w:tcPr>
+            <w:tcW w:type="dxa" w:w="6576"/>
+            <w:tcBorders>
+              <w:top w:val="single" w:sz="2" w:space="0" w:color="C8C8C8"/>
+              <w:left w:val="single" w:sz="2" w:space="0" w:color="C8C8C8"/>
+              <w:bottom w:val="single" w:sz="2" w:space="0" w:color="C8C8C8"/>
+              <w:right w:val="single" w:sz="2" w:space="0" w:color="C8C8C8"/>
+            </w:tcBorders>
+          </w:tcPr>
+          <w:p>
+            <w:pPr>
+              <w:spacing w:after="20" w:before="20"/>
+            </w:pPr>
+            <w:r>
+              <w:rPr>
+                <w:rFonts w:ascii="Calibri" w:hAnsi="Calibri"/>
+                <w:b w:val="0"/>
+                <w:i w:val="0"/>
+                <w:color w:val="1A1A1A"/>
+                <w:sz w:val="17"/>
+              </w:rPr>
+              <w:t>Bottom-up and procurement-observed market size, factor by factor</w:t>
+            </w:r>
+          </w:p>
+        </w:tc>
+      </w:tr>
+      <w:tr>
+        <w:tc>
+          <w:tcPr>
+            <w:tcW w:type="dxa" w:w="2041"/>
+            <w:shd w:val="clear" w:color="auto" w:fill="F2F2F2"/>
+            <w:tcBorders>
+              <w:top w:val="single" w:sz="2" w:space="0" w:color="C8C8C8"/>
+              <w:left w:val="single" w:sz="2" w:space="0" w:color="C8C8C8"/>
+              <w:bottom w:val="single" w:sz="2" w:space="0" w:color="C8C8C8"/>
+              <w:right w:val="single" w:sz="2" w:space="0" w:color="C8C8C8"/>
+            </w:tcBorders>
+          </w:tcPr>
+          <w:p>
+            <w:pPr>
+              <w:spacing w:after="20" w:before="20"/>
+            </w:pPr>
+            <w:r>
+              <w:rPr>
+                <w:rFonts w:ascii="Consolas" w:hAnsi="Consolas"/>
+                <w:i w:val="0"/>
+                <w:color w:val="A83E00"/>
+                <w:sz w:val="15"/>
+              </w:rPr>
+              <w:t>competition.py</w:t>
             </w:r>
           </w:p>
         </w:tc>
@@ -4780,7 +4956,7 @@
                 <w:color w:val="1A1A1A"/>
                 <w:sz w:val="17"/>
               </w:rPr>
-              <w:t>790</w:t>
+              <w:t>298</w:t>
             </w:r>
           </w:p>
         </w:tc>
@@ -4807,7 +4983,7 @@
                 <w:color w:val="1A1A1A"/>
                 <w:sz w:val="17"/>
               </w:rPr>
-              <w:t>Role-specific ranking and filtering, facets, white space, coverage, the bulk-fetch view context</w:t>
+              <w:t>Competitor matching, evidence detection, intensity banding</w:t>
             </w:r>
           </w:p>
         </w:tc>
@@ -4834,7 +5010,7 @@
                 <w:color w:val="A83E00"/>
                 <w:sz w:val="15"/>
               </w:rPr>
-              <w:t>api.py</w:t>
+              <w:t>workflow.py</w:t>
             </w:r>
           </w:p>
         </w:tc>
@@ -4860,7 +5036,7 @@
                 <w:color w:val="1A1A1A"/>
                 <w:sz w:val="17"/>
               </w:rPr>
-              <w:t>821</w:t>
+              <w:t>420</w:t>
             </w:r>
           </w:p>
         </w:tc>
@@ -4886,7 +5062,7 @@
                 <w:color w:val="1A1A1A"/>
                 <w:sz w:val="17"/>
               </w:rPr>
-              <w:t>FastAPI application, ~40 endpoints, static mount for the built frontend</w:t>
+              <w:t>Stage gate, per-role assessment, conviction aggregation, divergence detection</w:t>
             </w:r>
           </w:p>
         </w:tc>
@@ -4914,7 +5090,26 @@
                 <w:color w:val="A83E00"/>
                 <w:sz w:val="15"/>
               </w:rPr>
-              <w:t>cli.py</w:t>
+              <w:t>describe</w:t>
+            </w:r>
+            <w:r>
+              <w:rPr>
+                <w:rFonts w:ascii="Calibri" w:hAnsi="Calibri"/>
+                <w:b w:val="0"/>
+                <w:i w:val="0"/>
+                <w:color w:val="1A1A1A"/>
+                <w:sz w:val="17"/>
+              </w:rPr>
+              <w:t xml:space="preserve"> + </w:t>
+            </w:r>
+            <w:r>
+              <w:rPr>
+                <w:rFonts w:ascii="Consolas" w:hAnsi="Consolas"/>
+                <w:i w:val="0"/>
+                <w:color w:val="A83E00"/>
+                <w:sz w:val="15"/>
+              </w:rPr>
+              <w:t>brief.py</w:t>
             </w:r>
           </w:p>
         </w:tc>
@@ -4941,7 +5136,7 @@
                 <w:color w:val="1A1A1A"/>
                 <w:sz w:val="17"/>
               </w:rPr>
-              <w:t>422</w:t>
+              <w:t>961</w:t>
             </w:r>
           </w:p>
         </w:tc>
@@ -4968,7 +5163,247 @@
                 <w:color w:val="1A1A1A"/>
                 <w:sz w:val="17"/>
               </w:rPr>
-              <w:t>Command line: check, refresh, serve, topics, show, whitespace, replay, brief, and the rest</w:t>
+              <w:t>Long-form description and the six-page PDF, including the solution diagram</w:t>
+            </w:r>
+          </w:p>
+        </w:tc>
+      </w:tr>
+      <w:tr>
+        <w:tc>
+          <w:tcPr>
+            <w:tcW w:type="dxa" w:w="2041"/>
+            <w:tcBorders>
+              <w:top w:val="single" w:sz="2" w:space="0" w:color="C8C8C8"/>
+              <w:left w:val="single" w:sz="2" w:space="0" w:color="C8C8C8"/>
+              <w:bottom w:val="single" w:sz="2" w:space="0" w:color="C8C8C8"/>
+              <w:right w:val="single" w:sz="2" w:space="0" w:color="C8C8C8"/>
+            </w:tcBorders>
+          </w:tcPr>
+          <w:p>
+            <w:pPr>
+              <w:spacing w:after="20" w:before="20"/>
+            </w:pPr>
+            <w:r>
+              <w:rPr>
+                <w:rFonts w:ascii="Consolas" w:hAnsi="Consolas"/>
+                <w:i w:val="0"/>
+                <w:color w:val="A83E00"/>
+                <w:sz w:val="15"/>
+              </w:rPr>
+              <w:t>readmodel.py</w:t>
+            </w:r>
+          </w:p>
+        </w:tc>
+        <w:tc>
+          <w:tcPr>
+            <w:tcW w:type="dxa" w:w="794"/>
+            <w:tcBorders>
+              <w:top w:val="single" w:sz="2" w:space="0" w:color="C8C8C8"/>
+              <w:left w:val="single" w:sz="2" w:space="0" w:color="C8C8C8"/>
+              <w:bottom w:val="single" w:sz="2" w:space="0" w:color="C8C8C8"/>
+              <w:right w:val="single" w:sz="2" w:space="0" w:color="C8C8C8"/>
+            </w:tcBorders>
+          </w:tcPr>
+          <w:p>
+            <w:pPr>
+              <w:spacing w:after="20" w:before="20"/>
+            </w:pPr>
+            <w:r>
+              <w:rPr>
+                <w:rFonts w:ascii="Calibri" w:hAnsi="Calibri"/>
+                <w:b w:val="0"/>
+                <w:i w:val="0"/>
+                <w:color w:val="1A1A1A"/>
+                <w:sz w:val="17"/>
+              </w:rPr>
+              <w:t>790</w:t>
+            </w:r>
+          </w:p>
+        </w:tc>
+        <w:tc>
+          <w:tcPr>
+            <w:tcW w:type="dxa" w:w="6576"/>
+            <w:tcBorders>
+              <w:top w:val="single" w:sz="2" w:space="0" w:color="C8C8C8"/>
+              <w:left w:val="single" w:sz="2" w:space="0" w:color="C8C8C8"/>
+              <w:bottom w:val="single" w:sz="2" w:space="0" w:color="C8C8C8"/>
+              <w:right w:val="single" w:sz="2" w:space="0" w:color="C8C8C8"/>
+            </w:tcBorders>
+          </w:tcPr>
+          <w:p>
+            <w:pPr>
+              <w:spacing w:after="20" w:before="20"/>
+            </w:pPr>
+            <w:r>
+              <w:rPr>
+                <w:rFonts w:ascii="Calibri" w:hAnsi="Calibri"/>
+                <w:b w:val="0"/>
+                <w:i w:val="0"/>
+                <w:color w:val="1A1A1A"/>
+                <w:sz w:val="17"/>
+              </w:rPr>
+              <w:t>Role-specific ranking and filtering, facets, white space, coverage, the bulk-fetch view context</w:t>
+            </w:r>
+          </w:p>
+        </w:tc>
+      </w:tr>
+      <w:tr>
+        <w:tc>
+          <w:tcPr>
+            <w:tcW w:type="dxa" w:w="2041"/>
+            <w:shd w:val="clear" w:color="auto" w:fill="F2F2F2"/>
+            <w:tcBorders>
+              <w:top w:val="single" w:sz="2" w:space="0" w:color="C8C8C8"/>
+              <w:left w:val="single" w:sz="2" w:space="0" w:color="C8C8C8"/>
+              <w:bottom w:val="single" w:sz="2" w:space="0" w:color="C8C8C8"/>
+              <w:right w:val="single" w:sz="2" w:space="0" w:color="C8C8C8"/>
+            </w:tcBorders>
+          </w:tcPr>
+          <w:p>
+            <w:pPr>
+              <w:spacing w:after="20" w:before="20"/>
+            </w:pPr>
+            <w:r>
+              <w:rPr>
+                <w:rFonts w:ascii="Consolas" w:hAnsi="Consolas"/>
+                <w:i w:val="0"/>
+                <w:color w:val="A83E00"/>
+                <w:sz w:val="15"/>
+              </w:rPr>
+              <w:t>api.py</w:t>
+            </w:r>
+          </w:p>
+        </w:tc>
+        <w:tc>
+          <w:tcPr>
+            <w:tcW w:type="dxa" w:w="794"/>
+            <w:shd w:val="clear" w:color="auto" w:fill="F2F2F2"/>
+            <w:tcBorders>
+              <w:top w:val="single" w:sz="2" w:space="0" w:color="C8C8C8"/>
+              <w:left w:val="single" w:sz="2" w:space="0" w:color="C8C8C8"/>
+              <w:bottom w:val="single" w:sz="2" w:space="0" w:color="C8C8C8"/>
+              <w:right w:val="single" w:sz="2" w:space="0" w:color="C8C8C8"/>
+            </w:tcBorders>
+          </w:tcPr>
+          <w:p>
+            <w:pPr>
+              <w:spacing w:after="20" w:before="20"/>
+            </w:pPr>
+            <w:r>
+              <w:rPr>
+                <w:rFonts w:ascii="Calibri" w:hAnsi="Calibri"/>
+                <w:b w:val="0"/>
+                <w:i w:val="0"/>
+                <w:color w:val="1A1A1A"/>
+                <w:sz w:val="17"/>
+              </w:rPr>
+              <w:t>1,196</w:t>
+            </w:r>
+          </w:p>
+        </w:tc>
+        <w:tc>
+          <w:tcPr>
+            <w:tcW w:type="dxa" w:w="6576"/>
+            <w:shd w:val="clear" w:color="auto" w:fill="F2F2F2"/>
+            <w:tcBorders>
+              <w:top w:val="single" w:sz="2" w:space="0" w:color="C8C8C8"/>
+              <w:left w:val="single" w:sz="2" w:space="0" w:color="C8C8C8"/>
+              <w:bottom w:val="single" w:sz="2" w:space="0" w:color="C8C8C8"/>
+              <w:right w:val="single" w:sz="2" w:space="0" w:color="C8C8C8"/>
+            </w:tcBorders>
+          </w:tcPr>
+          <w:p>
+            <w:pPr>
+              <w:spacing w:after="20" w:before="20"/>
+            </w:pPr>
+            <w:r>
+              <w:rPr>
+                <w:rFonts w:ascii="Calibri" w:hAnsi="Calibri"/>
+                <w:b w:val="0"/>
+                <w:i w:val="0"/>
+                <w:color w:val="1A1A1A"/>
+                <w:sz w:val="17"/>
+              </w:rPr>
+              <w:t>FastAPI application, 46 endpoints, static mount for the built frontend</w:t>
+            </w:r>
+          </w:p>
+        </w:tc>
+      </w:tr>
+      <w:tr>
+        <w:tc>
+          <w:tcPr>
+            <w:tcW w:type="dxa" w:w="2041"/>
+            <w:tcBorders>
+              <w:top w:val="single" w:sz="2" w:space="0" w:color="C8C8C8"/>
+              <w:left w:val="single" w:sz="2" w:space="0" w:color="C8C8C8"/>
+              <w:bottom w:val="single" w:sz="2" w:space="0" w:color="C8C8C8"/>
+              <w:right w:val="single" w:sz="2" w:space="0" w:color="C8C8C8"/>
+            </w:tcBorders>
+          </w:tcPr>
+          <w:p>
+            <w:pPr>
+              <w:spacing w:after="20" w:before="20"/>
+            </w:pPr>
+            <w:r>
+              <w:rPr>
+                <w:rFonts w:ascii="Consolas" w:hAnsi="Consolas"/>
+                <w:i w:val="0"/>
+                <w:color w:val="A83E00"/>
+                <w:sz w:val="15"/>
+              </w:rPr>
+              <w:t>cli.py</w:t>
+            </w:r>
+          </w:p>
+        </w:tc>
+        <w:tc>
+          <w:tcPr>
+            <w:tcW w:type="dxa" w:w="794"/>
+            <w:tcBorders>
+              <w:top w:val="single" w:sz="2" w:space="0" w:color="C8C8C8"/>
+              <w:left w:val="single" w:sz="2" w:space="0" w:color="C8C8C8"/>
+              <w:bottom w:val="single" w:sz="2" w:space="0" w:color="C8C8C8"/>
+              <w:right w:val="single" w:sz="2" w:space="0" w:color="C8C8C8"/>
+            </w:tcBorders>
+          </w:tcPr>
+          <w:p>
+            <w:pPr>
+              <w:spacing w:after="20" w:before="20"/>
+            </w:pPr>
+            <w:r>
+              <w:rPr>
+                <w:rFonts w:ascii="Calibri" w:hAnsi="Calibri"/>
+                <w:b w:val="0"/>
+                <w:i w:val="0"/>
+                <w:color w:val="1A1A1A"/>
+                <w:sz w:val="17"/>
+              </w:rPr>
+              <w:t>546</w:t>
+            </w:r>
+          </w:p>
+        </w:tc>
+        <w:tc>
+          <w:tcPr>
+            <w:tcW w:type="dxa" w:w="6576"/>
+            <w:tcBorders>
+              <w:top w:val="single" w:sz="2" w:space="0" w:color="C8C8C8"/>
+              <w:left w:val="single" w:sz="2" w:space="0" w:color="C8C8C8"/>
+              <w:bottom w:val="single" w:sz="2" w:space="0" w:color="C8C8C8"/>
+              <w:right w:val="single" w:sz="2" w:space="0" w:color="C8C8C8"/>
+            </w:tcBorders>
+          </w:tcPr>
+          <w:p>
+            <w:pPr>
+              <w:spacing w:after="20" w:before="20"/>
+            </w:pPr>
+            <w:r>
+              <w:rPr>
+                <w:rFonts w:ascii="Calibri" w:hAnsi="Calibri"/>
+                <w:b w:val="0"/>
+                <w:i w:val="0"/>
+                <w:color w:val="1A1A1A"/>
+                <w:sz w:val="17"/>
+              </w:rPr>
+              <w:t>Command line: check, refresh, serve, topics, show, whitespace, replay, brief, the three competitor commands, internal intake, and the rest</w:t>
             </w:r>
           </w:p>
         </w:tc>
@@ -10515,6 +10950,2010 @@
         <w:rPr>
           <w:rFonts w:ascii="Calibri" w:hAnsi="Calibri"/>
         </w:rPr>
+        <w:t>9b   Competitor intelligence architecture</w:t>
+      </w:r>
+    </w:p>
+    <w:p>
+      <w:pPr>
+        <w:spacing w:after="140" w:before="0"/>
+      </w:pPr>
+      <w:r>
+        <w:rPr>
+          <w:rFonts w:ascii="Calibri" w:hAnsi="Calibri"/>
+          <w:b w:val="0"/>
+          <w:i w:val="0"/>
+          <w:color w:val="1A1A1A"/>
+          <w:sz w:val="21"/>
+        </w:rPr>
+        <w:t xml:space="preserve">Two modules, three tables and one hard constraint. </w:t>
+      </w:r>
+      <w:r>
+        <w:rPr>
+          <w:rFonts w:ascii="Consolas" w:hAnsi="Consolas"/>
+          <w:i w:val="0"/>
+          <w:color w:val="A83E00"/>
+          <w:sz w:val="19"/>
+        </w:rPr>
+        <w:t>competitor_intel.py</w:t>
+      </w:r>
+      <w:r>
+        <w:rPr>
+          <w:rFonts w:ascii="Calibri" w:hAnsi="Calibri"/>
+          <w:b w:val="0"/>
+          <w:i w:val="0"/>
+          <w:color w:val="1A1A1A"/>
+          <w:sz w:val="21"/>
+        </w:rPr>
+        <w:t xml:space="preserve"> reads competitor websites and turns them into structured profiles; </w:t>
+      </w:r>
+      <w:r>
+        <w:rPr>
+          <w:rFonts w:ascii="Consolas" w:hAnsi="Consolas"/>
+          <w:i w:val="0"/>
+          <w:color w:val="A83E00"/>
+          <w:sz w:val="19"/>
+        </w:rPr>
+        <w:t>competitor_analysis.py</w:t>
+      </w:r>
+      <w:r>
+        <w:rPr>
+          <w:rFonts w:ascii="Calibri" w:hAnsi="Calibri"/>
+          <w:b w:val="0"/>
+          <w:i w:val="0"/>
+          <w:color w:val="1A1A1A"/>
+          <w:sz w:val="21"/>
+        </w:rPr>
+        <w:t xml:space="preserve"> joins those profiles onto an opportunity space and, on request, writes the comparison. The functional case is in the Functional Design Document, section 9; what follows is how it is built and where it is bounded.</w:t>
+      </w:r>
+    </w:p>
+    <w:p>
+      <w:pPr>
+        <w:sectPr>
+          <w:pgSz w:w="11906" w:h="16838"/>
+          <w:pgMar w:top="1247" w:right="1247" w:bottom="1134" w:left="1247" w:header="720" w:footer="720" w:gutter="0"/>
+          <w:cols w:space="720"/>
+          <w:docGrid w:linePitch="360"/>
+        </w:sectPr>
+      </w:pPr>
+    </w:p>
+    <w:p>
+      <w:pPr>
+        <w:spacing w:after="80"/>
+        <w:jc w:val="center"/>
+      </w:pPr>
+      <w:r>
+        <w:drawing>
+          <wp:inline xmlns:a="http://schemas.openxmlformats.org/drawingml/2006/main" xmlns:pic="http://schemas.openxmlformats.org/drawingml/2006/picture">
+            <wp:extent cx="9504000" cy="5037925"/>
+            <wp:docPr id="7" name="Picture 7"/>
+            <wp:cNvGraphicFramePr>
+              <a:graphicFrameLocks noChangeAspect="1"/>
+            </wp:cNvGraphicFramePr>
+            <a:graphic>
+              <a:graphicData uri="http://schemas.openxmlformats.org/drawingml/2006/picture">
+                <pic:pic>
+                  <pic:nvPicPr>
+                    <pic:cNvPr id="0" name="ta-12-erd-competitor.png"/>
+                    <pic:cNvPicPr/>
+                  </pic:nvPicPr>
+                  <pic:blipFill>
+                    <a:blip r:embed="rId16"/>
+                    <a:stretch>
+                      <a:fillRect/>
+                    </a:stretch>
+                  </pic:blipFill>
+                  <pic:spPr>
+                    <a:xfrm>
+                      <a:off x="0" y="0"/>
+                      <a:ext cx="9504000" cy="5037925"/>
+                    </a:xfrm>
+                    <a:prstGeom prst="rect"/>
+                  </pic:spPr>
+                </pic:pic>
+              </a:graphicData>
+            </a:graphic>
+          </wp:inline>
+        </w:drawing>
+      </w:r>
+    </w:p>
+    <w:p>
+      <w:pPr>
+        <w:spacing w:after="0"/>
+        <w:jc w:val="left"/>
+      </w:pPr>
+      <w:r>
+        <w:rPr>
+          <w:rFonts w:ascii="Calibri" w:hAnsi="Calibri"/>
+          <w:i/>
+          <w:color w:val="5A5A5A"/>
+          <w:sz w:val="17"/>
+        </w:rPr>
+        <w:t>The join and the comparison are separate columns because they are separate kinds of thing — one is arithmetic and always current, the other costs a model call and is absent until asked for.</w:t>
+      </w:r>
+    </w:p>
+    <w:p>
+      <w:pPr>
+        <w:sectPr>
+          <w:pgSz w:w="16838" w:h="11906" w:orient="landscape"/>
+          <w:pgMar w:top="850" w:right="850" w:bottom="850" w:left="850" w:header="720" w:footer="720" w:gutter="0"/>
+          <w:cols w:space="720"/>
+          <w:docGrid w:linePitch="360"/>
+        </w:sectPr>
+      </w:pPr>
+    </w:p>
+    <w:p>
+      <w:pPr>
+        <w:pStyle w:val="Heading2"/>
+      </w:pPr>
+      <w:r>
+        <w:rPr>
+          <w:rFonts w:ascii="Calibri" w:hAnsi="Calibri"/>
+        </w:rPr>
+        <w:t>9b.1  The crawler</w:t>
+      </w:r>
+    </w:p>
+    <w:tbl>
+      <w:tblPr>
+        <w:tblW w:type="auto" w:w="0"/>
+        <w:jc w:val="left"/>
+        <w:tblLayout w:type="fixed"/>
+        <w:tblLook w:firstColumn="1" w:firstRow="1" w:lastColumn="0" w:lastRow="0" w:noHBand="0" w:noVBand="1" w:val="04A0"/>
+      </w:tblPr>
+      <w:tblGrid>
+        <w:gridCol w:w="4706"/>
+        <w:gridCol w:w="4706"/>
+      </w:tblGrid>
+      <w:tr>
+        <w:tc>
+          <w:tcPr>
+            <w:tcW w:type="dxa" w:w="1814"/>
+            <w:shd w:val="clear" w:color="auto" w:fill="3C3C3C"/>
+            <w:tcBorders>
+              <w:top w:val="single" w:sz="2" w:space="0" w:color="C8C8C8"/>
+              <w:left w:val="single" w:sz="2" w:space="0" w:color="C8C8C8"/>
+              <w:bottom w:val="single" w:sz="2" w:space="0" w:color="C8C8C8"/>
+              <w:right w:val="single" w:sz="2" w:space="0" w:color="C8C8C8"/>
+            </w:tcBorders>
+          </w:tcPr>
+          <w:p>
+            <w:pPr>
+              <w:spacing w:after="20" w:before="20"/>
+            </w:pPr>
+            <w:r>
+              <w:rPr>
+                <w:rFonts w:ascii="Calibri" w:hAnsi="Calibri"/>
+                <w:b/>
+                <w:color w:val="FFFFFF"/>
+                <w:sz w:val="17"/>
+              </w:rPr>
+              <w:t>Concern</w:t>
+            </w:r>
+          </w:p>
+        </w:tc>
+        <w:tc>
+          <w:tcPr>
+            <w:tcW w:type="dxa" w:w="7597"/>
+            <w:shd w:val="clear" w:color="auto" w:fill="3C3C3C"/>
+            <w:tcBorders>
+              <w:top w:val="single" w:sz="2" w:space="0" w:color="C8C8C8"/>
+              <w:left w:val="single" w:sz="2" w:space="0" w:color="C8C8C8"/>
+              <w:bottom w:val="single" w:sz="2" w:space="0" w:color="C8C8C8"/>
+              <w:right w:val="single" w:sz="2" w:space="0" w:color="C8C8C8"/>
+            </w:tcBorders>
+          </w:tcPr>
+          <w:p>
+            <w:pPr>
+              <w:spacing w:after="20" w:before="20"/>
+            </w:pPr>
+            <w:r>
+              <w:rPr>
+                <w:rFonts w:ascii="Calibri" w:hAnsi="Calibri"/>
+                <w:b/>
+                <w:color w:val="FFFFFF"/>
+                <w:sz w:val="17"/>
+              </w:rPr>
+              <w:t>Implementation</w:t>
+            </w:r>
+          </w:p>
+        </w:tc>
+      </w:tr>
+      <w:tr>
+        <w:tc>
+          <w:tcPr>
+            <w:tcW w:type="dxa" w:w="1814"/>
+            <w:tcBorders>
+              <w:top w:val="single" w:sz="2" w:space="0" w:color="C8C8C8"/>
+              <w:left w:val="single" w:sz="2" w:space="0" w:color="C8C8C8"/>
+              <w:bottom w:val="single" w:sz="2" w:space="0" w:color="C8C8C8"/>
+              <w:right w:val="single" w:sz="2" w:space="0" w:color="C8C8C8"/>
+            </w:tcBorders>
+          </w:tcPr>
+          <w:p>
+            <w:pPr>
+              <w:spacing w:after="20" w:before="20"/>
+            </w:pPr>
+            <w:r>
+              <w:rPr>
+                <w:rFonts w:ascii="Calibri" w:hAnsi="Calibri"/>
+                <w:b w:val="0"/>
+                <w:i w:val="0"/>
+                <w:color w:val="1A1A1A"/>
+                <w:sz w:val="17"/>
+              </w:rPr>
+              <w:t>robots.txt</w:t>
+            </w:r>
+          </w:p>
+        </w:tc>
+        <w:tc>
+          <w:tcPr>
+            <w:tcW w:type="dxa" w:w="7597"/>
+            <w:tcBorders>
+              <w:top w:val="single" w:sz="2" w:space="0" w:color="C8C8C8"/>
+              <w:left w:val="single" w:sz="2" w:space="0" w:color="C8C8C8"/>
+              <w:bottom w:val="single" w:sz="2" w:space="0" w:color="C8C8C8"/>
+              <w:right w:val="single" w:sz="2" w:space="0" w:color="C8C8C8"/>
+            </w:tcBorders>
+          </w:tcPr>
+          <w:p>
+            <w:pPr>
+              <w:spacing w:after="20" w:before="20"/>
+            </w:pPr>
+            <w:r>
+              <w:rPr>
+                <w:rFonts w:ascii="Calibri" w:hAnsi="Calibri"/>
+                <w:b w:val="0"/>
+                <w:i w:val="0"/>
+                <w:color w:val="1A1A1A"/>
+                <w:sz w:val="17"/>
+              </w:rPr>
+              <w:t xml:space="preserve">Checked </w:t>
+            </w:r>
+            <w:r>
+              <w:rPr>
+                <w:rFonts w:ascii="Calibri" w:hAnsi="Calibri"/>
+                <w:b/>
+                <w:i w:val="0"/>
+                <w:color w:val="1A1A1A"/>
+                <w:sz w:val="17"/>
+              </w:rPr>
+              <w:t>per URL, not per host</w:t>
+            </w:r>
+            <w:r>
+              <w:rPr>
+                <w:rFonts w:ascii="Calibri" w:hAnsi="Calibri"/>
+                <w:b w:val="0"/>
+                <w:i w:val="0"/>
+                <w:color w:val="1A1A1A"/>
+                <w:sz w:val="17"/>
+              </w:rPr>
+              <w:t>, and cached per host. A host whose robots.txt cannot be read fails CLOSED — the entry point only. The conservative reading costs a handful of competitors; the alternative is crawling somebody who may have said no in a file we failed to parse.</w:t>
+            </w:r>
+          </w:p>
+        </w:tc>
+      </w:tr>
+      <w:tr>
+        <w:tc>
+          <w:tcPr>
+            <w:tcW w:type="dxa" w:w="1814"/>
+            <w:shd w:val="clear" w:color="auto" w:fill="F2F2F2"/>
+            <w:tcBorders>
+              <w:top w:val="single" w:sz="2" w:space="0" w:color="C8C8C8"/>
+              <w:left w:val="single" w:sz="2" w:space="0" w:color="C8C8C8"/>
+              <w:bottom w:val="single" w:sz="2" w:space="0" w:color="C8C8C8"/>
+              <w:right w:val="single" w:sz="2" w:space="0" w:color="C8C8C8"/>
+            </w:tcBorders>
+          </w:tcPr>
+          <w:p>
+            <w:pPr>
+              <w:spacing w:after="20" w:before="20"/>
+            </w:pPr>
+            <w:r>
+              <w:rPr>
+                <w:rFonts w:ascii="Calibri" w:hAnsi="Calibri"/>
+                <w:b w:val="0"/>
+                <w:i w:val="0"/>
+                <w:color w:val="1A1A1A"/>
+                <w:sz w:val="17"/>
+              </w:rPr>
+              <w:t>URL selection</w:t>
+            </w:r>
+          </w:p>
+        </w:tc>
+        <w:tc>
+          <w:tcPr>
+            <w:tcW w:type="dxa" w:w="7597"/>
+            <w:shd w:val="clear" w:color="auto" w:fill="F2F2F2"/>
+            <w:tcBorders>
+              <w:top w:val="single" w:sz="2" w:space="0" w:color="C8C8C8"/>
+              <w:left w:val="single" w:sz="2" w:space="0" w:color="C8C8C8"/>
+              <w:bottom w:val="single" w:sz="2" w:space="0" w:color="C8C8C8"/>
+              <w:right w:val="single" w:sz="2" w:space="0" w:color="C8C8C8"/>
+            </w:tcBorders>
+          </w:tcPr>
+          <w:p>
+            <w:pPr>
+              <w:spacing w:after="20" w:before="20"/>
+            </w:pPr>
+            <w:r>
+              <w:rPr>
+                <w:rFonts w:ascii="Calibri" w:hAnsi="Calibri"/>
+                <w:b w:val="0"/>
+                <w:i w:val="0"/>
+                <w:color w:val="1A1A1A"/>
+                <w:sz w:val="17"/>
+              </w:rPr>
+              <w:t xml:space="preserve">Sitemap first, following one level of index, with child sitemaps ranked by whether their own name suggests the part of the site we want. URLs are partitioned </w:t>
+            </w:r>
+            <w:r>
+              <w:rPr>
+                <w:rFonts w:ascii="Calibri" w:hAnsi="Calibri"/>
+                <w:b/>
+                <w:i w:val="0"/>
+                <w:color w:val="1A1A1A"/>
+                <w:sz w:val="17"/>
+              </w:rPr>
+              <w:t>as they arrive</w:t>
+            </w:r>
+            <w:r>
+              <w:rPr>
+                <w:rFonts w:ascii="Calibri" w:hAnsi="Calibri"/>
+                <w:b w:val="0"/>
+                <w:i w:val="0"/>
+                <w:color w:val="1A1A1A"/>
+                <w:sz w:val="17"/>
+              </w:rPr>
+              <w:t xml:space="preserve"> into those whose path names a solution, industry, product or customer story and everything else; the second group tops up at most a quarter of the budget. Homepage links are the fallback when no sitemap is readable.</w:t>
+            </w:r>
+          </w:p>
+        </w:tc>
+      </w:tr>
+      <w:tr>
+        <w:tc>
+          <w:tcPr>
+            <w:tcW w:type="dxa" w:w="1814"/>
+            <w:tcBorders>
+              <w:top w:val="single" w:sz="2" w:space="0" w:color="C8C8C8"/>
+              <w:left w:val="single" w:sz="2" w:space="0" w:color="C8C8C8"/>
+              <w:bottom w:val="single" w:sz="2" w:space="0" w:color="C8C8C8"/>
+              <w:right w:val="single" w:sz="2" w:space="0" w:color="C8C8C8"/>
+            </w:tcBorders>
+          </w:tcPr>
+          <w:p>
+            <w:pPr>
+              <w:spacing w:after="20" w:before="20"/>
+            </w:pPr>
+            <w:r>
+              <w:rPr>
+                <w:rFonts w:ascii="Calibri" w:hAnsi="Calibri"/>
+                <w:b w:val="0"/>
+                <w:i w:val="0"/>
+                <w:color w:val="1A1A1A"/>
+                <w:sz w:val="17"/>
+              </w:rPr>
+              <w:t>Locale collapsing</w:t>
+            </w:r>
+          </w:p>
+        </w:tc>
+        <w:tc>
+          <w:tcPr>
+            <w:tcW w:type="dxa" w:w="7597"/>
+            <w:tcBorders>
+              <w:top w:val="single" w:sz="2" w:space="0" w:color="C8C8C8"/>
+              <w:left w:val="single" w:sz="2" w:space="0" w:color="C8C8C8"/>
+              <w:bottom w:val="single" w:sz="2" w:space="0" w:color="C8C8C8"/>
+              <w:right w:val="single" w:sz="2" w:space="0" w:color="C8C8C8"/>
+            </w:tcBorders>
+          </w:tcPr>
+          <w:p>
+            <w:pPr>
+              <w:spacing w:after="20" w:before="20"/>
+            </w:pPr>
+            <w:r>
+              <w:rPr>
+                <w:rFonts w:ascii="Calibri" w:hAnsi="Calibri"/>
+                <w:b w:val="0"/>
+                <w:i w:val="0"/>
+                <w:color w:val="1A1A1A"/>
+                <w:sz w:val="17"/>
+              </w:rPr>
+              <w:t xml:space="preserve">Path identity with the leading locale segment removed, preferring the English variant. The locale list is an </w:t>
+            </w:r>
+            <w:r>
+              <w:rPr>
+                <w:rFonts w:ascii="Calibri" w:hAnsi="Calibri"/>
+                <w:b/>
+                <w:i w:val="0"/>
+                <w:color w:val="1A1A1A"/>
+                <w:sz w:val="17"/>
+              </w:rPr>
+              <w:t>allowlist</w:t>
+            </w:r>
+            <w:r>
+              <w:rPr>
+                <w:rFonts w:ascii="Calibri" w:hAnsi="Calibri"/>
+                <w:b w:val="0"/>
+                <w:i w:val="0"/>
+                <w:color w:val="1A1A1A"/>
+                <w:sz w:val="17"/>
+              </w:rPr>
+              <w:t xml:space="preserve"> — </w:t>
+            </w:r>
+            <w:r>
+              <w:rPr>
+                <w:rFonts w:ascii="Consolas" w:hAnsi="Consolas"/>
+                <w:i w:val="0"/>
+                <w:color w:val="A83E00"/>
+                <w:sz w:val="15"/>
+              </w:rPr>
+              <w:t>ai</w:t>
+            </w:r>
+            <w:r>
+              <w:rPr>
+                <w:rFonts w:ascii="Calibri" w:hAnsi="Calibri"/>
+                <w:b w:val="0"/>
+                <w:i w:val="0"/>
+                <w:color w:val="1A1A1A"/>
+                <w:sz w:val="17"/>
+              </w:rPr>
+              <w:t xml:space="preserve">, </w:t>
+            </w:r>
+            <w:r>
+              <w:rPr>
+                <w:rFonts w:ascii="Consolas" w:hAnsi="Consolas"/>
+                <w:i w:val="0"/>
+                <w:color w:val="A83E00"/>
+                <w:sz w:val="15"/>
+              </w:rPr>
+              <w:t>it</w:t>
+            </w:r>
+            <w:r>
+              <w:rPr>
+                <w:rFonts w:ascii="Calibri" w:hAnsi="Calibri"/>
+                <w:b w:val="0"/>
+                <w:i w:val="0"/>
+                <w:color w:val="1A1A1A"/>
+                <w:sz w:val="17"/>
+              </w:rPr>
+              <w:t xml:space="preserve">, </w:t>
+            </w:r>
+            <w:r>
+              <w:rPr>
+                <w:rFonts w:ascii="Consolas" w:hAnsi="Consolas"/>
+                <w:i w:val="0"/>
+                <w:color w:val="A83E00"/>
+                <w:sz w:val="15"/>
+              </w:rPr>
+              <w:t>id</w:t>
+            </w:r>
+            <w:r>
+              <w:rPr>
+                <w:rFonts w:ascii="Calibri" w:hAnsi="Calibri"/>
+                <w:b w:val="0"/>
+                <w:i w:val="0"/>
+                <w:color w:val="1A1A1A"/>
+                <w:sz w:val="17"/>
+              </w:rPr>
+              <w:t xml:space="preserve">, </w:t>
+            </w:r>
+            <w:r>
+              <w:rPr>
+                <w:rFonts w:ascii="Consolas" w:hAnsi="Consolas"/>
+                <w:i w:val="0"/>
+                <w:color w:val="A83E00"/>
+                <w:sz w:val="15"/>
+              </w:rPr>
+              <w:t>is</w:t>
+            </w:r>
+            <w:r>
+              <w:rPr>
+                <w:rFonts w:ascii="Calibri" w:hAnsi="Calibri"/>
+                <w:b w:val="0"/>
+                <w:i w:val="0"/>
+                <w:color w:val="1A1A1A"/>
+                <w:sz w:val="17"/>
+              </w:rPr>
+              <w:t xml:space="preserve"> and </w:t>
+            </w:r>
+            <w:r>
+              <w:rPr>
+                <w:rFonts w:ascii="Consolas" w:hAnsi="Consolas"/>
+                <w:i w:val="0"/>
+                <w:color w:val="A83E00"/>
+                <w:sz w:val="15"/>
+              </w:rPr>
+              <w:t>no</w:t>
+            </w:r>
+            <w:r>
+              <w:rPr>
+                <w:rFonts w:ascii="Calibri" w:hAnsi="Calibri"/>
+                <w:b w:val="0"/>
+                <w:i w:val="0"/>
+                <w:color w:val="1A1A1A"/>
+                <w:sz w:val="17"/>
+              </w:rPr>
+              <w:t xml:space="preserve"> are ISO codes and ordinary path segments both, and treating </w:t>
+            </w:r>
+            <w:r>
+              <w:rPr>
+                <w:rFonts w:ascii="Consolas" w:hAnsi="Consolas"/>
+                <w:i w:val="0"/>
+                <w:color w:val="A83E00"/>
+                <w:sz w:val="15"/>
+              </w:rPr>
+              <w:t>/ai/platform</w:t>
+            </w:r>
+            <w:r>
+              <w:rPr>
+                <w:rFonts w:ascii="Calibri" w:hAnsi="Calibri"/>
+                <w:b w:val="0"/>
+                <w:i w:val="0"/>
+                <w:color w:val="1A1A1A"/>
+                <w:sz w:val="17"/>
+              </w:rPr>
+              <w:t xml:space="preserve"> as a locale silently merges two different pages into one.</w:t>
+            </w:r>
+          </w:p>
+        </w:tc>
+      </w:tr>
+      <w:tr>
+        <w:tc>
+          <w:tcPr>
+            <w:tcW w:type="dxa" w:w="1814"/>
+            <w:shd w:val="clear" w:color="auto" w:fill="F2F2F2"/>
+            <w:tcBorders>
+              <w:top w:val="single" w:sz="2" w:space="0" w:color="C8C8C8"/>
+              <w:left w:val="single" w:sz="2" w:space="0" w:color="C8C8C8"/>
+              <w:bottom w:val="single" w:sz="2" w:space="0" w:color="C8C8C8"/>
+              <w:right w:val="single" w:sz="2" w:space="0" w:color="C8C8C8"/>
+            </w:tcBorders>
+          </w:tcPr>
+          <w:p>
+            <w:pPr>
+              <w:spacing w:after="20" w:before="20"/>
+            </w:pPr>
+            <w:r>
+              <w:rPr>
+                <w:rFonts w:ascii="Calibri" w:hAnsi="Calibri"/>
+                <w:b w:val="0"/>
+                <w:i w:val="0"/>
+                <w:color w:val="1A1A1A"/>
+                <w:sz w:val="17"/>
+              </w:rPr>
+              <w:t>Pacing</w:t>
+            </w:r>
+          </w:p>
+        </w:tc>
+        <w:tc>
+          <w:tcPr>
+            <w:tcW w:type="dxa" w:w="7597"/>
+            <w:shd w:val="clear" w:color="auto" w:fill="F2F2F2"/>
+            <w:tcBorders>
+              <w:top w:val="single" w:sz="2" w:space="0" w:color="C8C8C8"/>
+              <w:left w:val="single" w:sz="2" w:space="0" w:color="C8C8C8"/>
+              <w:bottom w:val="single" w:sz="2" w:space="0" w:color="C8C8C8"/>
+              <w:right w:val="single" w:sz="2" w:space="0" w:color="C8C8C8"/>
+            </w:tcBorders>
+          </w:tcPr>
+          <w:p>
+            <w:pPr>
+              <w:spacing w:after="20" w:before="20"/>
+            </w:pPr>
+            <w:r>
+              <w:rPr>
+                <w:rFonts w:ascii="Calibri" w:hAnsi="Calibri"/>
+                <w:b w:val="0"/>
+                <w:i w:val="0"/>
+                <w:color w:val="1A1A1A"/>
+                <w:sz w:val="17"/>
+              </w:rPr>
+              <w:t xml:space="preserve">One request per host every 2 s by default, 8 competitors concurrent. The shared </w:t>
+            </w:r>
+            <w:r>
+              <w:rPr>
+                <w:rFonts w:ascii="Consolas" w:hAnsi="Consolas"/>
+                <w:i w:val="0"/>
+                <w:color w:val="A83E00"/>
+                <w:sz w:val="15"/>
+              </w:rPr>
+              <w:t>HttpSession</w:t>
+            </w:r>
+            <w:r>
+              <w:rPr>
+                <w:rFonts w:ascii="Calibri" w:hAnsi="Calibri"/>
+                <w:b w:val="0"/>
+                <w:i w:val="0"/>
+                <w:color w:val="1A1A1A"/>
+                <w:sz w:val="17"/>
+              </w:rPr>
+              <w:t xml:space="preserve"> supplies retry, backoff and the circuit breaker.</w:t>
+            </w:r>
+          </w:p>
+        </w:tc>
+      </w:tr>
+      <w:tr>
+        <w:tc>
+          <w:tcPr>
+            <w:tcW w:type="dxa" w:w="1814"/>
+            <w:tcBorders>
+              <w:top w:val="single" w:sz="2" w:space="0" w:color="C8C8C8"/>
+              <w:left w:val="single" w:sz="2" w:space="0" w:color="C8C8C8"/>
+              <w:bottom w:val="single" w:sz="2" w:space="0" w:color="C8C8C8"/>
+              <w:right w:val="single" w:sz="2" w:space="0" w:color="C8C8C8"/>
+            </w:tcBorders>
+          </w:tcPr>
+          <w:p>
+            <w:pPr>
+              <w:spacing w:after="20" w:before="20"/>
+            </w:pPr>
+            <w:r>
+              <w:rPr>
+                <w:rFonts w:ascii="Calibri" w:hAnsi="Calibri"/>
+                <w:b w:val="0"/>
+                <w:i w:val="0"/>
+                <w:color w:val="1A1A1A"/>
+                <w:sz w:val="17"/>
+              </w:rPr>
+              <w:t>Storage</w:t>
+            </w:r>
+          </w:p>
+        </w:tc>
+        <w:tc>
+          <w:tcPr>
+            <w:tcW w:type="dxa" w:w="7597"/>
+            <w:tcBorders>
+              <w:top w:val="single" w:sz="2" w:space="0" w:color="C8C8C8"/>
+              <w:left w:val="single" w:sz="2" w:space="0" w:color="C8C8C8"/>
+              <w:bottom w:val="single" w:sz="2" w:space="0" w:color="C8C8C8"/>
+              <w:right w:val="single" w:sz="2" w:space="0" w:color="C8C8C8"/>
+            </w:tcBorders>
+          </w:tcPr>
+          <w:p>
+            <w:pPr>
+              <w:spacing w:after="20" w:before="20"/>
+            </w:pPr>
+            <w:r>
+              <w:rPr>
+                <w:rFonts w:ascii="Calibri" w:hAnsi="Calibri"/>
+                <w:b w:val="0"/>
+                <w:i w:val="0"/>
+                <w:color w:val="1A1A1A"/>
+                <w:sz w:val="17"/>
+              </w:rPr>
+              <w:t>DR-08 unchanged: URL plus an extract capped at 6,000 characters. A page yielding under 200 characters after tag-stripping is discarded rather than stored — it is a nav bar and a cookie banner.</w:t>
+            </w:r>
+          </w:p>
+        </w:tc>
+      </w:tr>
+      <w:tr>
+        <w:tc>
+          <w:tcPr>
+            <w:tcW w:type="dxa" w:w="1814"/>
+            <w:shd w:val="clear" w:color="auto" w:fill="F2F2F2"/>
+            <w:tcBorders>
+              <w:top w:val="single" w:sz="2" w:space="0" w:color="C8C8C8"/>
+              <w:left w:val="single" w:sz="2" w:space="0" w:color="C8C8C8"/>
+              <w:bottom w:val="single" w:sz="2" w:space="0" w:color="C8C8C8"/>
+              <w:right w:val="single" w:sz="2" w:space="0" w:color="C8C8C8"/>
+            </w:tcBorders>
+          </w:tcPr>
+          <w:p>
+            <w:pPr>
+              <w:spacing w:after="20" w:before="20"/>
+            </w:pPr>
+            <w:r>
+              <w:rPr>
+                <w:rFonts w:ascii="Calibri" w:hAnsi="Calibri"/>
+                <w:b w:val="0"/>
+                <w:i w:val="0"/>
+                <w:color w:val="1A1A1A"/>
+                <w:sz w:val="17"/>
+              </w:rPr>
+              <w:t>Failure recording</w:t>
+            </w:r>
+          </w:p>
+        </w:tc>
+        <w:tc>
+          <w:tcPr>
+            <w:tcW w:type="dxa" w:w="7597"/>
+            <w:shd w:val="clear" w:color="auto" w:fill="F2F2F2"/>
+            <w:tcBorders>
+              <w:top w:val="single" w:sz="2" w:space="0" w:color="C8C8C8"/>
+              <w:left w:val="single" w:sz="2" w:space="0" w:color="C8C8C8"/>
+              <w:bottom w:val="single" w:sz="2" w:space="0" w:color="C8C8C8"/>
+              <w:right w:val="single" w:sz="2" w:space="0" w:color="C8C8C8"/>
+            </w:tcBorders>
+          </w:tcPr>
+          <w:p>
+            <w:pPr>
+              <w:spacing w:after="20" w:before="20"/>
+            </w:pPr>
+            <w:r>
+              <w:rPr>
+                <w:rFonts w:ascii="Calibri" w:hAnsi="Calibri"/>
+                <w:b w:val="0"/>
+                <w:i w:val="0"/>
+                <w:color w:val="1A1A1A"/>
+                <w:sz w:val="17"/>
+              </w:rPr>
+              <w:t xml:space="preserve">A crawl that stores nothing records </w:t>
+            </w:r>
+            <w:r>
+              <w:rPr>
+                <w:rFonts w:ascii="Calibri" w:hAnsi="Calibri"/>
+                <w:b/>
+                <w:i w:val="0"/>
+                <w:color w:val="1A1A1A"/>
+                <w:sz w:val="17"/>
+              </w:rPr>
+              <w:t>why</w:t>
+            </w:r>
+            <w:r>
+              <w:rPr>
+                <w:rFonts w:ascii="Calibri" w:hAnsi="Calibri"/>
+                <w:b w:val="0"/>
+                <w:i w:val="0"/>
+                <w:color w:val="1A1A1A"/>
+                <w:sz w:val="17"/>
+              </w:rPr>
+              <w:t>. Without that a refusal is indistinguishable from never having been attempted, and the coverage line would count a permanent gap as a pending one.</w:t>
+            </w:r>
+          </w:p>
+        </w:tc>
+      </w:tr>
+    </w:tbl>
+    <w:p>
+      <w:pPr>
+        <w:spacing w:after="60"/>
+      </w:pPr>
+    </w:p>
+    <w:tbl>
+      <w:tblPr>
+        <w:tblW w:type="auto" w:w="0"/>
+        <w:tblLook w:firstColumn="1" w:firstRow="1" w:lastColumn="0" w:lastRow="0" w:noHBand="0" w:noVBand="1" w:val="04A0"/>
+      </w:tblPr>
+      <w:tblGrid>
+        <w:gridCol w:w="9412"/>
+      </w:tblGrid>
+      <w:tr>
+        <w:tc>
+          <w:tcPr>
+            <w:tcW w:type="dxa" w:w="9412"/>
+            <w:shd w:val="clear" w:color="auto" w:fill="FAF3DF"/>
+            <w:tcBorders>
+              <w:top w:val="none" w:sz="0" w:space="0" w:color="D9D9D9"/>
+              <w:bottom w:val="none" w:sz="0" w:space="0" w:color="D9D9D9"/>
+              <w:right w:val="none" w:sz="0" w:space="0" w:color="D9D9D9"/>
+            </w:tcBorders>
+            <w:tcBorders>
+              <w:left w:val="single" w:sz="18" w:space="0" w:color="8A6D1F"/>
+            </w:tcBorders>
+          </w:tcPr>
+          <w:p>
+            <w:pPr>
+              <w:spacing w:after="60"/>
+            </w:pPr>
+            <w:r>
+              <w:rPr>
+                <w:rFonts w:ascii="Calibri" w:hAnsi="Calibri"/>
+                <w:b/>
+                <w:color w:val="8A6D1F"/>
+                <w:sz w:val="20"/>
+              </w:rPr>
+              <w:t>The circuit breaker is tuned for the wrong job here</w:t>
+            </w:r>
+          </w:p>
+          <w:p>
+            <w:pPr>
+              <w:spacing w:after="40"/>
+            </w:pPr>
+            <w:r>
+              <w:rPr>
+                <w:rFonts w:ascii="Consolas" w:hAnsi="Consolas"/>
+                <w:i w:val="0"/>
+                <w:color w:val="A83E00"/>
+                <w:sz w:val="17"/>
+              </w:rPr>
+              <w:t>HttpSession</w:t>
+            </w:r>
+            <w:r>
+              <w:rPr>
+                <w:rFonts w:ascii="Calibri" w:hAnsi="Calibri"/>
+                <w:b w:val="0"/>
+                <w:i w:val="0"/>
+                <w:color w:val="1A1A1A"/>
+                <w:sz w:val="19"/>
+              </w:rPr>
+              <w:t xml:space="preserve"> trips after two exhausted requests to a host, which is right for a refresh that must finish inside its cadence window — ten blocked GDELT queries otherwise cost eleven minutes for zero data. For a profiler that runs rarely it is far too twitchy: eight competitors were lost to transient 429s and 500s on the first full crawl.</w:t>
+            </w:r>
+          </w:p>
+          <w:p>
+            <w:pPr>
+              <w:spacing w:after="0"/>
+            </w:pPr>
+            <w:r>
+              <w:rPr>
+                <w:rFonts w:ascii="Calibri" w:hAnsi="Calibri"/>
+                <w:b w:val="0"/>
+                <w:i w:val="0"/>
+                <w:color w:val="1A1A1A"/>
+                <w:sz w:val="19"/>
+              </w:rPr>
+              <w:t>Re-running those eight with a six-failure budget and 6 s spacing recovered four. The default is unchanged; the patient settings are applied per run.</w:t>
+            </w:r>
+          </w:p>
+        </w:tc>
+      </w:tr>
+    </w:tbl>
+    <w:p>
+      <w:pPr>
+        <w:spacing w:after="40"/>
+      </w:pPr>
+    </w:p>
+    <w:p>
+      <w:pPr>
+        <w:pStyle w:val="Heading2"/>
+      </w:pPr>
+      <w:r>
+        <w:rPr>
+          <w:rFonts w:ascii="Calibri" w:hAnsi="Calibri"/>
+        </w:rPr>
+        <w:t>9b.2  Profile validation</w:t>
+      </w:r>
+    </w:p>
+    <w:p>
+      <w:pPr>
+        <w:spacing w:after="140" w:before="0"/>
+      </w:pPr>
+      <w:r>
+        <w:rPr>
+          <w:rFonts w:ascii="Calibri" w:hAnsi="Calibri"/>
+          <w:b w:val="0"/>
+          <w:i w:val="0"/>
+          <w:color w:val="1A1A1A"/>
+          <w:sz w:val="21"/>
+        </w:rPr>
+        <w:t>The four synthesis defences apply, plus a fifth that had to be added after a defect:</w:t>
+      </w:r>
+    </w:p>
+    <w:p>
+      <w:pPr>
+        <w:pStyle w:val="ListNumber"/>
+        <w:spacing w:after="60"/>
+        <w:ind w:left="397"/>
+      </w:pPr>
+      <w:r>
+        <w:rPr>
+          <w:rFonts w:ascii="Calibri" w:hAnsi="Calibri"/>
+          <w:b/>
+          <w:i w:val="0"/>
+          <w:color w:val="1A1A1A"/>
+          <w:sz w:val="21"/>
+        </w:rPr>
+        <w:t>Evidence binding</w:t>
+      </w:r>
+      <w:r>
+        <w:rPr>
+          <w:rFonts w:ascii="Calibri" w:hAnsi="Calibri"/>
+          <w:b w:val="0"/>
+          <w:i w:val="0"/>
+          <w:color w:val="1A1A1A"/>
+          <w:sz w:val="21"/>
+        </w:rPr>
+        <w:t xml:space="preserve"> — every claim carries page ids validated against the pages actually supplied.</w:t>
+      </w:r>
+    </w:p>
+    <w:p>
+      <w:pPr>
+        <w:pStyle w:val="ListNumber"/>
+        <w:spacing w:after="60"/>
+        <w:ind w:left="397"/>
+      </w:pPr>
+      <w:r>
+        <w:rPr>
+          <w:rFonts w:ascii="Calibri" w:hAnsi="Calibri"/>
+          <w:b/>
+          <w:i w:val="0"/>
+          <w:color w:val="1A1A1A"/>
+          <w:sz w:val="21"/>
+        </w:rPr>
+        <w:t>Closed vocabulary</w:t>
+      </w:r>
+      <w:r>
+        <w:rPr>
+          <w:rFonts w:ascii="Calibri" w:hAnsi="Calibri"/>
+          <w:b w:val="0"/>
+          <w:i w:val="0"/>
+          <w:color w:val="1A1A1A"/>
+          <w:sz w:val="21"/>
+        </w:rPr>
+        <w:t xml:space="preserve"> — taxonomy values validated against the enumerations.</w:t>
+      </w:r>
+    </w:p>
+    <w:p>
+      <w:pPr>
+        <w:pStyle w:val="ListNumber"/>
+        <w:spacing w:after="60"/>
+        <w:ind w:left="397"/>
+      </w:pPr>
+      <w:r>
+        <w:rPr>
+          <w:rFonts w:ascii="Calibri" w:hAnsi="Calibri"/>
+          <w:b/>
+          <w:i w:val="0"/>
+          <w:color w:val="1A1A1A"/>
+          <w:sz w:val="21"/>
+        </w:rPr>
+        <w:t>No generated numbers</w:t>
+      </w:r>
+      <w:r>
+        <w:rPr>
+          <w:rFonts w:ascii="Calibri" w:hAnsi="Calibri"/>
+          <w:b w:val="0"/>
+          <w:i w:val="0"/>
+          <w:color w:val="1A1A1A"/>
+          <w:sz w:val="21"/>
+        </w:rPr>
+        <w:t xml:space="preserve"> — the shared numeric-claim regex, applied to claims and to the positioning paragraph.</w:t>
+      </w:r>
+    </w:p>
+    <w:p>
+      <w:pPr>
+        <w:pStyle w:val="ListNumber"/>
+        <w:spacing w:after="60"/>
+        <w:ind w:left="397"/>
+      </w:pPr>
+      <w:r>
+        <w:rPr>
+          <w:rFonts w:ascii="Calibri" w:hAnsi="Calibri"/>
+          <w:b/>
+          <w:i w:val="0"/>
+          <w:color w:val="1A1A1A"/>
+          <w:sz w:val="21"/>
+        </w:rPr>
+        <w:t>Named-offer corroboration</w:t>
+      </w:r>
+      <w:r>
+        <w:rPr>
+          <w:rFonts w:ascii="Calibri" w:hAnsi="Calibri"/>
+          <w:b w:val="0"/>
+          <w:i w:val="0"/>
+          <w:color w:val="1A1A1A"/>
+          <w:sz w:val="21"/>
+        </w:rPr>
+        <w:t xml:space="preserve"> — an offer name must appear in the corpus, not merely cite a page.</w:t>
+      </w:r>
+    </w:p>
+    <w:p>
+      <w:pPr>
+        <w:pStyle w:val="ListNumber"/>
+        <w:spacing w:after="60"/>
+        <w:ind w:left="397"/>
+      </w:pPr>
+      <w:r>
+        <w:rPr>
+          <w:rFonts w:ascii="Calibri" w:hAnsi="Calibri"/>
+          <w:b/>
+          <w:i w:val="0"/>
+          <w:color w:val="1A1A1A"/>
+          <w:sz w:val="21"/>
+        </w:rPr>
+        <w:t>Vocabulary corroboration</w:t>
+      </w:r>
+      <w:r>
+        <w:rPr>
+          <w:rFonts w:ascii="Calibri" w:hAnsi="Calibri"/>
+          <w:b w:val="0"/>
+          <w:i w:val="0"/>
+          <w:color w:val="1A1A1A"/>
+          <w:sz w:val="21"/>
+        </w:rPr>
+        <w:t xml:space="preserve"> — a valid id is kept only if its label, a synonym or the id itself appears in the pages, matched on word boundaries with a four-character minimum.</w:t>
+      </w:r>
+    </w:p>
+    <w:tbl>
+      <w:tblPr>
+        <w:tblW w:type="auto" w:w="0"/>
+        <w:tblLook w:firstColumn="1" w:firstRow="1" w:lastColumn="0" w:lastRow="0" w:noHBand="0" w:noVBand="1" w:val="04A0"/>
+      </w:tblPr>
+      <w:tblGrid>
+        <w:gridCol w:w="9412"/>
+      </w:tblGrid>
+      <w:tr>
+        <w:tc>
+          <w:tcPr>
+            <w:tcW w:type="dxa" w:w="9412"/>
+            <w:shd w:val="clear" w:color="auto" w:fill="FBECEA"/>
+            <w:tcBorders>
+              <w:top w:val="none" w:sz="0" w:space="0" w:color="D9D9D9"/>
+              <w:bottom w:val="none" w:sz="0" w:space="0" w:color="D9D9D9"/>
+              <w:right w:val="none" w:sz="0" w:space="0" w:color="D9D9D9"/>
+            </w:tcBorders>
+            <w:tcBorders>
+              <w:left w:val="single" w:sz="18" w:space="0" w:color="A82820"/>
+            </w:tcBorders>
+          </w:tcPr>
+          <w:p>
+            <w:pPr>
+              <w:spacing w:after="60"/>
+            </w:pPr>
+            <w:r>
+              <w:rPr>
+                <w:rFonts w:ascii="Calibri" w:hAnsi="Calibri"/>
+                <w:b/>
+                <w:color w:val="A82820"/>
+                <w:sz w:val="20"/>
+              </w:rPr>
+              <w:t>Why the fifth defence exists</w:t>
+            </w:r>
+          </w:p>
+          <w:p>
+            <w:pPr>
+              <w:spacing w:after="40"/>
+            </w:pPr>
+            <w:r>
+              <w:rPr>
+                <w:rFonts w:ascii="Calibri" w:hAnsi="Calibri"/>
+                <w:b w:val="0"/>
+                <w:i w:val="0"/>
+                <w:color w:val="1A1A1A"/>
+                <w:sz w:val="19"/>
+              </w:rPr>
+              <w:t xml:space="preserve">Asked for OVHcloud's technologies, the model returned the </w:t>
+            </w:r>
+            <w:r>
+              <w:rPr>
+                <w:rFonts w:ascii="Calibri" w:hAnsi="Calibri"/>
+                <w:b/>
+                <w:i w:val="0"/>
+                <w:color w:val="1A1A1A"/>
+                <w:sz w:val="19"/>
+              </w:rPr>
+              <w:t>first eight ids of the technology vocabulary, in vocabulary order</w:t>
+            </w:r>
+            <w:r>
+              <w:rPr>
+                <w:rFonts w:ascii="Calibri" w:hAnsi="Calibri"/>
+                <w:b w:val="0"/>
+                <w:i w:val="0"/>
+                <w:color w:val="1A1A1A"/>
+                <w:sz w:val="19"/>
+              </w:rPr>
+              <w:t xml:space="preserve"> — private 5G, O-RAN, network slicing, SD-WAN, SASE, satellite NTN, LPWAN, Wi-Fi 6E. Every id is real, so closed-vocabulary validation passed all eight. OVHcloud's pages mention 5G exactly zero times.</w:t>
+            </w:r>
+          </w:p>
+          <w:p>
+            <w:pPr>
+              <w:spacing w:after="40"/>
+            </w:pPr>
+            <w:r>
+              <w:rPr>
+                <w:rFonts w:ascii="Calibri" w:hAnsi="Calibri"/>
+                <w:b w:val="0"/>
+                <w:i w:val="0"/>
+                <w:color w:val="1A1A1A"/>
+                <w:sz w:val="19"/>
+              </w:rPr>
+              <w:t xml:space="preserve">A list-echo is the characteristic failure of handing a model an enumeration, and the enumeration is precisely what makes it survive validation. Those tags feed competitor-seeded generation, so this was load-bearing. The remedy is the rule </w:t>
+            </w:r>
+            <w:r>
+              <w:rPr>
+                <w:rFonts w:ascii="Consolas" w:hAnsi="Consolas"/>
+                <w:i w:val="0"/>
+                <w:color w:val="A83E00"/>
+                <w:sz w:val="17"/>
+              </w:rPr>
+              <w:t>enrichment</w:t>
+            </w:r>
+            <w:r>
+              <w:rPr>
+                <w:rFonts w:ascii="Calibri" w:hAnsi="Calibri"/>
+                <w:b w:val="0"/>
+                <w:i w:val="0"/>
+                <w:color w:val="1A1A1A"/>
+                <w:sz w:val="19"/>
+              </w:rPr>
+              <w:t xml:space="preserve"> already applies to signal attachment — similarity alone is not evidence — applied to the same problem in a different place.</w:t>
+            </w:r>
+          </w:p>
+          <w:p>
+            <w:pPr>
+              <w:spacing w:after="0"/>
+            </w:pPr>
+            <w:r>
+              <w:rPr>
+                <w:rFonts w:ascii="Calibri" w:hAnsi="Calibri"/>
+                <w:b w:val="0"/>
+                <w:i w:val="0"/>
+                <w:color w:val="1A1A1A"/>
+                <w:sz w:val="19"/>
+              </w:rPr>
+              <w:t xml:space="preserve">Word boundaries matter: “Private 5G / LTE” splits to “lte”, and substring-matching a three-letter token corroborates almost anything. </w:t>
+            </w:r>
+            <w:r>
+              <w:rPr>
+                <w:rFonts w:ascii="Consolas" w:hAnsi="Consolas"/>
+                <w:i w:val="0"/>
+                <w:color w:val="A83E00"/>
+                <w:sz w:val="17"/>
+              </w:rPr>
+              <w:t>competition.py</w:t>
+            </w:r>
+            <w:r>
+              <w:rPr>
+                <w:rFonts w:ascii="Calibri" w:hAnsi="Calibri"/>
+                <w:b w:val="0"/>
+                <w:i w:val="0"/>
+                <w:color w:val="1A1A1A"/>
+                <w:sz w:val="19"/>
+              </w:rPr>
+              <w:t xml:space="preserve"> learned the same lesson with its alias matcher.</w:t>
+            </w:r>
+          </w:p>
+        </w:tc>
+      </w:tr>
+    </w:tbl>
+    <w:p>
+      <w:pPr>
+        <w:spacing w:after="40"/>
+      </w:pPr>
+    </w:p>
+    <w:p>
+      <w:pPr>
+        <w:pStyle w:val="Heading2"/>
+      </w:pPr>
+      <w:r>
+        <w:rPr>
+          <w:rFonts w:ascii="Calibri" w:hAnsi="Calibri"/>
+        </w:rPr>
+        <w:t>9b.3  The join and the comparison</w:t>
+      </w:r>
+    </w:p>
+    <w:tbl>
+      <w:tblPr>
+        <w:tblW w:type="auto" w:w="0"/>
+        <w:jc w:val="left"/>
+        <w:tblLayout w:type="fixed"/>
+        <w:tblLook w:firstColumn="1" w:firstRow="1" w:lastColumn="0" w:lastRow="0" w:noHBand="0" w:noVBand="1" w:val="04A0"/>
+      </w:tblPr>
+      <w:tblGrid>
+        <w:gridCol w:w="3137"/>
+        <w:gridCol w:w="3137"/>
+        <w:gridCol w:w="3137"/>
+      </w:tblGrid>
+      <w:tr>
+        <w:tc>
+          <w:tcPr>
+            <w:tcW w:type="dxa" w:w="1474"/>
+            <w:shd w:val="clear" w:color="auto" w:fill="3C3C3C"/>
+            <w:tcBorders>
+              <w:top w:val="single" w:sz="2" w:space="0" w:color="C8C8C8"/>
+              <w:left w:val="single" w:sz="2" w:space="0" w:color="C8C8C8"/>
+              <w:bottom w:val="single" w:sz="2" w:space="0" w:color="C8C8C8"/>
+              <w:right w:val="single" w:sz="2" w:space="0" w:color="C8C8C8"/>
+            </w:tcBorders>
+          </w:tcPr>
+          <w:p>
+            <w:pPr>
+              <w:spacing w:after="20" w:before="20"/>
+            </w:pPr>
+            <w:r>
+              <w:rPr>
+                <w:rFonts w:ascii="Calibri" w:hAnsi="Calibri"/>
+                <w:b/>
+                <w:color w:val="FFFFFF"/>
+                <w:sz w:val="17"/>
+              </w:rPr>
+            </w:r>
+          </w:p>
+        </w:tc>
+        <w:tc>
+          <w:tcPr>
+            <w:tcW w:type="dxa" w:w="3742"/>
+            <w:shd w:val="clear" w:color="auto" w:fill="3C3C3C"/>
+            <w:tcBorders>
+              <w:top w:val="single" w:sz="2" w:space="0" w:color="C8C8C8"/>
+              <w:left w:val="single" w:sz="2" w:space="0" w:color="C8C8C8"/>
+              <w:bottom w:val="single" w:sz="2" w:space="0" w:color="C8C8C8"/>
+              <w:right w:val="single" w:sz="2" w:space="0" w:color="C8C8C8"/>
+            </w:tcBorders>
+          </w:tcPr>
+          <w:p>
+            <w:pPr>
+              <w:spacing w:after="20" w:before="20"/>
+            </w:pPr>
+            <w:r>
+              <w:rPr>
+                <w:rFonts w:ascii="Calibri" w:hAnsi="Calibri"/>
+                <w:b/>
+                <w:color w:val="FFFFFF"/>
+                <w:sz w:val="17"/>
+              </w:rPr>
+              <w:t>The join (`entries`)</w:t>
+            </w:r>
+          </w:p>
+        </w:tc>
+        <w:tc>
+          <w:tcPr>
+            <w:tcW w:type="dxa" w:w="4195"/>
+            <w:shd w:val="clear" w:color="auto" w:fill="3C3C3C"/>
+            <w:tcBorders>
+              <w:top w:val="single" w:sz="2" w:space="0" w:color="C8C8C8"/>
+              <w:left w:val="single" w:sz="2" w:space="0" w:color="C8C8C8"/>
+              <w:bottom w:val="single" w:sz="2" w:space="0" w:color="C8C8C8"/>
+              <w:right w:val="single" w:sz="2" w:space="0" w:color="C8C8C8"/>
+            </w:tcBorders>
+          </w:tcPr>
+          <w:p>
+            <w:pPr>
+              <w:spacing w:after="20" w:before="20"/>
+            </w:pPr>
+            <w:r>
+              <w:rPr>
+                <w:rFonts w:ascii="Calibri" w:hAnsi="Calibri"/>
+                <w:b/>
+                <w:color w:val="FFFFFF"/>
+                <w:sz w:val="17"/>
+              </w:rPr>
+              <w:t>The comparison (`narrative`)</w:t>
+            </w:r>
+          </w:p>
+        </w:tc>
+      </w:tr>
+      <w:tr>
+        <w:tc>
+          <w:tcPr>
+            <w:tcW w:type="dxa" w:w="1474"/>
+            <w:tcBorders>
+              <w:top w:val="single" w:sz="2" w:space="0" w:color="C8C8C8"/>
+              <w:left w:val="single" w:sz="2" w:space="0" w:color="C8C8C8"/>
+              <w:bottom w:val="single" w:sz="2" w:space="0" w:color="C8C8C8"/>
+              <w:right w:val="single" w:sz="2" w:space="0" w:color="C8C8C8"/>
+            </w:tcBorders>
+          </w:tcPr>
+          <w:p>
+            <w:pPr>
+              <w:spacing w:after="20" w:before="20"/>
+            </w:pPr>
+            <w:r>
+              <w:rPr>
+                <w:rFonts w:ascii="Calibri" w:hAnsi="Calibri"/>
+                <w:b w:val="0"/>
+                <w:i w:val="0"/>
+                <w:color w:val="1A1A1A"/>
+                <w:sz w:val="17"/>
+              </w:rPr>
+              <w:t>Produced by</w:t>
+            </w:r>
+          </w:p>
+        </w:tc>
+        <w:tc>
+          <w:tcPr>
+            <w:tcW w:type="dxa" w:w="3742"/>
+            <w:tcBorders>
+              <w:top w:val="single" w:sz="2" w:space="0" w:color="C8C8C8"/>
+              <w:left w:val="single" w:sz="2" w:space="0" w:color="C8C8C8"/>
+              <w:bottom w:val="single" w:sz="2" w:space="0" w:color="C8C8C8"/>
+              <w:right w:val="single" w:sz="2" w:space="0" w:color="C8C8C8"/>
+            </w:tcBorders>
+          </w:tcPr>
+          <w:p>
+            <w:pPr>
+              <w:spacing w:after="20" w:before="20"/>
+            </w:pPr>
+            <w:r>
+              <w:rPr>
+                <w:rFonts w:ascii="Calibri" w:hAnsi="Calibri"/>
+                <w:b w:val="0"/>
+                <w:i w:val="0"/>
+                <w:color w:val="1A1A1A"/>
+                <w:sz w:val="17"/>
+              </w:rPr>
+              <w:t>Arithmetic over stored data</w:t>
+            </w:r>
+          </w:p>
+        </w:tc>
+        <w:tc>
+          <w:tcPr>
+            <w:tcW w:type="dxa" w:w="4195"/>
+            <w:tcBorders>
+              <w:top w:val="single" w:sz="2" w:space="0" w:color="C8C8C8"/>
+              <w:left w:val="single" w:sz="2" w:space="0" w:color="C8C8C8"/>
+              <w:bottom w:val="single" w:sz="2" w:space="0" w:color="C8C8C8"/>
+              <w:right w:val="single" w:sz="2" w:space="0" w:color="C8C8C8"/>
+            </w:tcBorders>
+          </w:tcPr>
+          <w:p>
+            <w:pPr>
+              <w:spacing w:after="20" w:before="20"/>
+            </w:pPr>
+            <w:r>
+              <w:rPr>
+                <w:rFonts w:ascii="Calibri" w:hAnsi="Calibri"/>
+                <w:b w:val="0"/>
+                <w:i w:val="0"/>
+                <w:color w:val="1A1A1A"/>
+                <w:sz w:val="17"/>
+              </w:rPr>
+              <w:t>One model call per topic</w:t>
+            </w:r>
+          </w:p>
+        </w:tc>
+      </w:tr>
+      <w:tr>
+        <w:tc>
+          <w:tcPr>
+            <w:tcW w:type="dxa" w:w="1474"/>
+            <w:shd w:val="clear" w:color="auto" w:fill="F2F2F2"/>
+            <w:tcBorders>
+              <w:top w:val="single" w:sz="2" w:space="0" w:color="C8C8C8"/>
+              <w:left w:val="single" w:sz="2" w:space="0" w:color="C8C8C8"/>
+              <w:bottom w:val="single" w:sz="2" w:space="0" w:color="C8C8C8"/>
+              <w:right w:val="single" w:sz="2" w:space="0" w:color="C8C8C8"/>
+            </w:tcBorders>
+          </w:tcPr>
+          <w:p>
+            <w:pPr>
+              <w:spacing w:after="20" w:before="20"/>
+            </w:pPr>
+            <w:r>
+              <w:rPr>
+                <w:rFonts w:ascii="Calibri" w:hAnsi="Calibri"/>
+                <w:b w:val="0"/>
+                <w:i w:val="0"/>
+                <w:color w:val="1A1A1A"/>
+                <w:sz w:val="17"/>
+              </w:rPr>
+              <w:t>Cost</w:t>
+            </w:r>
+          </w:p>
+        </w:tc>
+        <w:tc>
+          <w:tcPr>
+            <w:tcW w:type="dxa" w:w="3742"/>
+            <w:shd w:val="clear" w:color="auto" w:fill="F2F2F2"/>
+            <w:tcBorders>
+              <w:top w:val="single" w:sz="2" w:space="0" w:color="C8C8C8"/>
+              <w:left w:val="single" w:sz="2" w:space="0" w:color="C8C8C8"/>
+              <w:bottom w:val="single" w:sz="2" w:space="0" w:color="C8C8C8"/>
+              <w:right w:val="single" w:sz="2" w:space="0" w:color="C8C8C8"/>
+            </w:tcBorders>
+          </w:tcPr>
+          <w:p>
+            <w:pPr>
+              <w:spacing w:after="20" w:before="20"/>
+            </w:pPr>
+            <w:r>
+              <w:rPr>
+                <w:rFonts w:ascii="Calibri" w:hAnsi="Calibri"/>
+                <w:b w:val="0"/>
+                <w:i w:val="0"/>
+                <w:color w:val="1A1A1A"/>
+                <w:sz w:val="17"/>
+              </w:rPr>
+              <w:t>None</w:t>
+            </w:r>
+          </w:p>
+        </w:tc>
+        <w:tc>
+          <w:tcPr>
+            <w:tcW w:type="dxa" w:w="4195"/>
+            <w:shd w:val="clear" w:color="auto" w:fill="F2F2F2"/>
+            <w:tcBorders>
+              <w:top w:val="single" w:sz="2" w:space="0" w:color="C8C8C8"/>
+              <w:left w:val="single" w:sz="2" w:space="0" w:color="C8C8C8"/>
+              <w:bottom w:val="single" w:sz="2" w:space="0" w:color="C8C8C8"/>
+              <w:right w:val="single" w:sz="2" w:space="0" w:color="C8C8C8"/>
+            </w:tcBorders>
+          </w:tcPr>
+          <w:p>
+            <w:pPr>
+              <w:spacing w:after="20" w:before="20"/>
+            </w:pPr>
+            <w:r>
+              <w:rPr>
+                <w:rFonts w:ascii="Calibri" w:hAnsi="Calibri"/>
+                <w:b w:val="0"/>
+                <w:i w:val="0"/>
+                <w:color w:val="1A1A1A"/>
+                <w:sz w:val="17"/>
+              </w:rPr>
+              <w:t>One call, capped per run like descriptions</w:t>
+            </w:r>
+          </w:p>
+        </w:tc>
+      </w:tr>
+      <w:tr>
+        <w:tc>
+          <w:tcPr>
+            <w:tcW w:type="dxa" w:w="1474"/>
+            <w:tcBorders>
+              <w:top w:val="single" w:sz="2" w:space="0" w:color="C8C8C8"/>
+              <w:left w:val="single" w:sz="2" w:space="0" w:color="C8C8C8"/>
+              <w:bottom w:val="single" w:sz="2" w:space="0" w:color="C8C8C8"/>
+              <w:right w:val="single" w:sz="2" w:space="0" w:color="C8C8C8"/>
+            </w:tcBorders>
+          </w:tcPr>
+          <w:p>
+            <w:pPr>
+              <w:spacing w:after="20" w:before="20"/>
+            </w:pPr>
+            <w:r>
+              <w:rPr>
+                <w:rFonts w:ascii="Calibri" w:hAnsi="Calibri"/>
+                <w:b w:val="0"/>
+                <w:i w:val="0"/>
+                <w:color w:val="1A1A1A"/>
+                <w:sz w:val="17"/>
+              </w:rPr>
+              <w:t>Presence</w:t>
+            </w:r>
+          </w:p>
+        </w:tc>
+        <w:tc>
+          <w:tcPr>
+            <w:tcW w:type="dxa" w:w="3742"/>
+            <w:tcBorders>
+              <w:top w:val="single" w:sz="2" w:space="0" w:color="C8C8C8"/>
+              <w:left w:val="single" w:sz="2" w:space="0" w:color="C8C8C8"/>
+              <w:bottom w:val="single" w:sz="2" w:space="0" w:color="C8C8C8"/>
+              <w:right w:val="single" w:sz="2" w:space="0" w:color="C8C8C8"/>
+            </w:tcBorders>
+          </w:tcPr>
+          <w:p>
+            <w:pPr>
+              <w:spacing w:after="20" w:before="20"/>
+            </w:pPr>
+            <w:r>
+              <w:rPr>
+                <w:rFonts w:ascii="Calibri" w:hAnsi="Calibri"/>
+                <w:b w:val="0"/>
+                <w:i w:val="0"/>
+                <w:color w:val="1A1A1A"/>
+                <w:sz w:val="17"/>
+              </w:rPr>
+              <w:t>Always, on every analysed topic</w:t>
+            </w:r>
+          </w:p>
+        </w:tc>
+        <w:tc>
+          <w:tcPr>
+            <w:tcW w:type="dxa" w:w="4195"/>
+            <w:tcBorders>
+              <w:top w:val="single" w:sz="2" w:space="0" w:color="C8C8C8"/>
+              <w:left w:val="single" w:sz="2" w:space="0" w:color="C8C8C8"/>
+              <w:bottom w:val="single" w:sz="2" w:space="0" w:color="C8C8C8"/>
+              <w:right w:val="single" w:sz="2" w:space="0" w:color="C8C8C8"/>
+            </w:tcBorders>
+          </w:tcPr>
+          <w:p>
+            <w:pPr>
+              <w:spacing w:after="20" w:before="20"/>
+            </w:pPr>
+            <w:r>
+              <w:rPr>
+                <w:rFonts w:ascii="Calibri" w:hAnsi="Calibri"/>
+                <w:b w:val="0"/>
+                <w:i w:val="0"/>
+                <w:color w:val="1A1A1A"/>
+                <w:sz w:val="17"/>
+              </w:rPr>
+              <w:t>NULL until requested</w:t>
+            </w:r>
+          </w:p>
+        </w:tc>
+      </w:tr>
+      <w:tr>
+        <w:tc>
+          <w:tcPr>
+            <w:tcW w:type="dxa" w:w="1474"/>
+            <w:shd w:val="clear" w:color="auto" w:fill="F2F2F2"/>
+            <w:tcBorders>
+              <w:top w:val="single" w:sz="2" w:space="0" w:color="C8C8C8"/>
+              <w:left w:val="single" w:sz="2" w:space="0" w:color="C8C8C8"/>
+              <w:bottom w:val="single" w:sz="2" w:space="0" w:color="C8C8C8"/>
+              <w:right w:val="single" w:sz="2" w:space="0" w:color="C8C8C8"/>
+            </w:tcBorders>
+          </w:tcPr>
+          <w:p>
+            <w:pPr>
+              <w:spacing w:after="20" w:before="20"/>
+            </w:pPr>
+            <w:r>
+              <w:rPr>
+                <w:rFonts w:ascii="Calibri" w:hAnsi="Calibri"/>
+                <w:b w:val="0"/>
+                <w:i w:val="0"/>
+                <w:color w:val="1A1A1A"/>
+                <w:sz w:val="17"/>
+              </w:rPr>
+              <w:t>Freshness</w:t>
+            </w:r>
+          </w:p>
+        </w:tc>
+        <w:tc>
+          <w:tcPr>
+            <w:tcW w:type="dxa" w:w="3742"/>
+            <w:shd w:val="clear" w:color="auto" w:fill="F2F2F2"/>
+            <w:tcBorders>
+              <w:top w:val="single" w:sz="2" w:space="0" w:color="C8C8C8"/>
+              <w:left w:val="single" w:sz="2" w:space="0" w:color="C8C8C8"/>
+              <w:bottom w:val="single" w:sz="2" w:space="0" w:color="C8C8C8"/>
+              <w:right w:val="single" w:sz="2" w:space="0" w:color="C8C8C8"/>
+            </w:tcBorders>
+          </w:tcPr>
+          <w:p>
+            <w:pPr>
+              <w:spacing w:after="20" w:before="20"/>
+            </w:pPr>
+            <w:r>
+              <w:rPr>
+                <w:rFonts w:ascii="Calibri" w:hAnsi="Calibri"/>
+                <w:b w:val="0"/>
+                <w:i w:val="0"/>
+                <w:color w:val="1A1A1A"/>
+                <w:sz w:val="17"/>
+              </w:rPr>
+              <w:t>Recomputed whenever the topic or a profile moves</w:t>
+            </w:r>
+          </w:p>
+        </w:tc>
+        <w:tc>
+          <w:tcPr>
+            <w:tcW w:type="dxa" w:w="4195"/>
+            <w:shd w:val="clear" w:color="auto" w:fill="F2F2F2"/>
+            <w:tcBorders>
+              <w:top w:val="single" w:sz="2" w:space="0" w:color="C8C8C8"/>
+              <w:left w:val="single" w:sz="2" w:space="0" w:color="C8C8C8"/>
+              <w:bottom w:val="single" w:sz="2" w:space="0" w:color="C8C8C8"/>
+              <w:right w:val="single" w:sz="2" w:space="0" w:color="C8C8C8"/>
+            </w:tcBorders>
+          </w:tcPr>
+          <w:p>
+            <w:pPr>
+              <w:spacing w:after="20" w:before="20"/>
+            </w:pPr>
+            <w:r>
+              <w:rPr>
+                <w:rFonts w:ascii="Calibri" w:hAnsi="Calibri"/>
+                <w:b w:val="0"/>
+                <w:i w:val="0"/>
+                <w:color w:val="1A1A1A"/>
+                <w:sz w:val="17"/>
+              </w:rPr>
+              <w:t>Stamped with the topic version, prompt version and register version; stale when any moves</w:t>
+            </w:r>
+          </w:p>
+        </w:tc>
+      </w:tr>
+      <w:tr>
+        <w:tc>
+          <w:tcPr>
+            <w:tcW w:type="dxa" w:w="1474"/>
+            <w:tcBorders>
+              <w:top w:val="single" w:sz="2" w:space="0" w:color="C8C8C8"/>
+              <w:left w:val="single" w:sz="2" w:space="0" w:color="C8C8C8"/>
+              <w:bottom w:val="single" w:sz="2" w:space="0" w:color="C8C8C8"/>
+              <w:right w:val="single" w:sz="2" w:space="0" w:color="C8C8C8"/>
+            </w:tcBorders>
+          </w:tcPr>
+          <w:p>
+            <w:pPr>
+              <w:spacing w:after="20" w:before="20"/>
+            </w:pPr>
+            <w:r>
+              <w:rPr>
+                <w:rFonts w:ascii="Calibri" w:hAnsi="Calibri"/>
+                <w:b w:val="0"/>
+                <w:i w:val="0"/>
+                <w:color w:val="1A1A1A"/>
+                <w:sz w:val="17"/>
+              </w:rPr>
+              <w:t>Contains</w:t>
+            </w:r>
+          </w:p>
+        </w:tc>
+        <w:tc>
+          <w:tcPr>
+            <w:tcW w:type="dxa" w:w="3742"/>
+            <w:tcBorders>
+              <w:top w:val="single" w:sz="2" w:space="0" w:color="C8C8C8"/>
+              <w:left w:val="single" w:sz="2" w:space="0" w:color="C8C8C8"/>
+              <w:bottom w:val="single" w:sz="2" w:space="0" w:color="C8C8C8"/>
+              <w:right w:val="single" w:sz="2" w:space="0" w:color="C8C8C8"/>
+            </w:tcBorders>
+          </w:tcPr>
+          <w:p>
+            <w:pPr>
+              <w:spacing w:after="20" w:before="20"/>
+            </w:pPr>
+            <w:r>
+              <w:rPr>
+                <w:rFonts w:ascii="Calibri" w:hAnsi="Calibri"/>
+                <w:b w:val="0"/>
+                <w:i w:val="0"/>
+                <w:color w:val="1A1A1A"/>
+                <w:sz w:val="17"/>
+              </w:rPr>
+              <w:t>Relevant claims, register overlap, profiling status, competitor mentions</w:t>
+            </w:r>
+          </w:p>
+        </w:tc>
+        <w:tc>
+          <w:tcPr>
+            <w:tcW w:type="dxa" w:w="4195"/>
+            <w:tcBorders>
+              <w:top w:val="single" w:sz="2" w:space="0" w:color="C8C8C8"/>
+              <w:left w:val="single" w:sz="2" w:space="0" w:color="C8C8C8"/>
+              <w:bottom w:val="single" w:sz="2" w:space="0" w:color="C8C8C8"/>
+              <w:right w:val="single" w:sz="2" w:space="0" w:color="C8C8C8"/>
+            </w:tcBorders>
+          </w:tcPr>
+          <w:p>
+            <w:pPr>
+              <w:spacing w:after="20" w:before="20"/>
+            </w:pPr>
+            <w:r>
+              <w:rPr>
+                <w:rFonts w:ascii="Calibri" w:hAnsi="Calibri"/>
+                <w:b w:val="0"/>
+                <w:i w:val="0"/>
+                <w:color w:val="1A1A1A"/>
+                <w:sz w:val="17"/>
+              </w:rPr>
+              <w:t>Activity cited to their pages, the differentiation angle, the concession, the field paragraph</w:t>
+            </w:r>
+          </w:p>
+        </w:tc>
+      </w:tr>
+    </w:tbl>
+    <w:p>
+      <w:pPr>
+        <w:spacing w:after="60"/>
+      </w:pPr>
+    </w:p>
+    <w:p>
+      <w:pPr>
+        <w:spacing w:after="140" w:before="0"/>
+      </w:pPr>
+      <w:r>
+        <w:rPr>
+          <w:rFonts w:ascii="Calibri" w:hAnsi="Calibri"/>
+          <w:b w:val="0"/>
+          <w:i w:val="0"/>
+          <w:color w:val="1A1A1A"/>
+          <w:sz w:val="21"/>
+        </w:rPr>
+        <w:t xml:space="preserve">Re-running the cheap join must never discard an expensive comparison that still holds, so </w:t>
+      </w:r>
+      <w:r>
+        <w:rPr>
+          <w:rFonts w:ascii="Consolas" w:hAnsi="Consolas"/>
+          <w:i w:val="0"/>
+          <w:color w:val="A83E00"/>
+          <w:sz w:val="19"/>
+        </w:rPr>
+        <w:t>_store</w:t>
+      </w:r>
+      <w:r>
+        <w:rPr>
+          <w:rFonts w:ascii="Calibri" w:hAnsi="Calibri"/>
+          <w:b w:val="0"/>
+          <w:i w:val="0"/>
+          <w:color w:val="1A1A1A"/>
+          <w:sz w:val="21"/>
+        </w:rPr>
+        <w:t xml:space="preserve"> carries a </w:t>
+      </w:r>
+      <w:r>
+        <w:rPr>
+          <w:rFonts w:ascii="Consolas" w:hAnsi="Consolas"/>
+          <w:i w:val="0"/>
+          <w:color w:val="A83E00"/>
+          <w:sz w:val="19"/>
+        </w:rPr>
+        <w:t>keep_narrative</w:t>
+      </w:r>
+      <w:r>
+        <w:rPr>
+          <w:rFonts w:ascii="Calibri" w:hAnsi="Calibri"/>
+          <w:b w:val="0"/>
+          <w:i w:val="0"/>
+          <w:color w:val="1A1A1A"/>
+          <w:sz w:val="21"/>
+        </w:rPr>
+        <w:t xml:space="preserve"> flag and the join path preserves what the writing path produced. A test asserts it.</w:t>
+      </w:r>
+    </w:p>
+    <w:p>
+      <w:pPr>
+        <w:pStyle w:val="Heading2"/>
+      </w:pPr>
+      <w:r>
+        <w:rPr>
+          <w:rFonts w:ascii="Calibri" w:hAnsi="Calibri"/>
+        </w:rPr>
+        <w:t>9b.4  The differentiation guard</w:t>
+      </w:r>
+    </w:p>
+    <w:p>
+      <w:pPr>
+        <w:spacing w:after="140" w:before="0"/>
+      </w:pPr>
+      <w:r>
+        <w:rPr>
+          <w:rFonts w:ascii="Calibri" w:hAnsi="Calibri"/>
+          <w:b w:val="0"/>
+          <w:i w:val="0"/>
+          <w:color w:val="1A1A1A"/>
+          <w:sz w:val="21"/>
+        </w:rPr>
+        <w:t xml:space="preserve">The differentiation paragraph may only name Orange assets </w:t>
+      </w:r>
+      <w:r>
+        <w:rPr>
+          <w:rFonts w:ascii="Calibri" w:hAnsi="Calibri"/>
+          <w:b/>
+          <w:i w:val="0"/>
+          <w:color w:val="1A1A1A"/>
+          <w:sz w:val="21"/>
+        </w:rPr>
+        <w:t>linked to the topic</w:t>
+      </w:r>
+      <w:r>
+        <w:rPr>
+          <w:rFonts w:ascii="Calibri" w:hAnsi="Calibri"/>
+          <w:b w:val="0"/>
+          <w:i w:val="0"/>
+          <w:color w:val="1A1A1A"/>
+          <w:sz w:val="21"/>
+        </w:rPr>
+        <w:t xml:space="preserve"> in the business graph. The validator collects the linked asset labels, tolerates a dropped link-type suffix — a paragraph naming “Live Objects” rather than “Live Objects (L0)” is still naming a supplied asset — and strips the paragraph when anything else appears. The activity half is validated independently, so one failing does not discard the other.</w:t>
+      </w:r>
+    </w:p>
+    <w:p>
+      <w:pPr>
+        <w:spacing w:after="140" w:before="0"/>
+      </w:pPr>
+      <w:r>
+        <w:rPr>
+          <w:rFonts w:ascii="Calibri" w:hAnsi="Calibri"/>
+          <w:b w:val="0"/>
+          <w:i w:val="0"/>
+          <w:color w:val="1A1A1A"/>
+          <w:sz w:val="21"/>
+        </w:rPr>
+        <w:t>This is the strictest guard in the codebase, and deliberately so: it is the one paragraph in the product a salesperson will repeat verbatim in front of a customer.</w:t>
+      </w:r>
+    </w:p>
+    <w:p>
+      <w:pPr>
+        <w:pStyle w:val="Heading2"/>
+      </w:pPr>
+      <w:r>
+        <w:rPr>
+          <w:rFonts w:ascii="Calibri" w:hAnsi="Calibri"/>
+        </w:rPr>
+        <w:t>9b.5  Seeding generation</w:t>
+      </w:r>
+    </w:p>
+    <w:p>
+      <w:pPr>
+        <w:spacing w:after="140" w:before="0"/>
+      </w:pPr>
+      <w:r>
+        <w:rPr>
+          <w:rFonts w:ascii="Consolas" w:hAnsi="Consolas"/>
+          <w:i w:val="0"/>
+          <w:color w:val="A83E00"/>
+          <w:sz w:val="19"/>
+        </w:rPr>
+        <w:t>Synthesiser._competitor_targets</w:t>
+      </w:r>
+      <w:r>
+        <w:rPr>
+          <w:rFonts w:ascii="Calibri" w:hAnsi="Calibri"/>
+          <w:b w:val="0"/>
+          <w:i w:val="0"/>
+          <w:color w:val="1A1A1A"/>
+          <w:sz w:val="21"/>
+        </w:rPr>
+        <w:t xml:space="preserve"> reads the profiled competitors' closed-vocabulary tags and returns cells where </w:t>
+      </w:r>
+      <w:r>
+        <w:rPr>
+          <w:rFonts w:ascii="Calibri" w:hAnsi="Calibri"/>
+          <w:b/>
+          <w:i w:val="0"/>
+          <w:color w:val="1A1A1A"/>
+          <w:sz w:val="21"/>
+        </w:rPr>
+        <w:t>two or more</w:t>
+      </w:r>
+      <w:r>
+        <w:rPr>
+          <w:rFonts w:ascii="Calibri" w:hAnsi="Calibri"/>
+          <w:b w:val="0"/>
+          <w:i w:val="0"/>
+          <w:color w:val="1A1A1A"/>
+          <w:sz w:val="21"/>
+        </w:rPr>
+        <w:t xml:space="preserve"> competitors sell and the radar has no topic. Those cells move to the front of the coverage target list, and a fifth evidence lens asks the model to reason from competitive movement — while telling it plainly that a competitor's marketing is not a market and an unsupported candidate will be rejected downstream anyway.</w:t>
+      </w:r>
+    </w:p>
+    <w:p>
+      <w:pPr>
+        <w:spacing w:after="140" w:before="0"/>
+      </w:pPr>
+      <w:r>
+        <w:rPr>
+          <w:rFonts w:ascii="Calibri" w:hAnsi="Calibri"/>
+          <w:b w:val="0"/>
+          <w:i w:val="0"/>
+          <w:color w:val="1A1A1A"/>
+          <w:sz w:val="21"/>
+        </w:rPr>
+        <w:t>Two competitors rather than one, because the cross-product of a single profile's tags is large and mostly spurious: a competitor tagged with 6 verticals, 8 use cases and 6 technologies implies 288 cells, almost none of which they actually sell. Requiring two independent competitors and then taking the top slice is what turns that cross-product back into a signal.</w:t>
+      </w:r>
+    </w:p>
+    <w:tbl>
+      <w:tblPr>
+        <w:tblW w:type="auto" w:w="0"/>
+        <w:tblLook w:firstColumn="1" w:firstRow="1" w:lastColumn="0" w:lastRow="0" w:noHBand="0" w:noVBand="1" w:val="04A0"/>
+      </w:tblPr>
+      <w:tblGrid>
+        <w:gridCol w:w="9412"/>
+      </w:tblGrid>
+      <w:tr>
+        <w:tc>
+          <w:tcPr>
+            <w:tcW w:type="dxa" w:w="9412"/>
+            <w:shd w:val="clear" w:color="auto" w:fill="E6EFF8"/>
+            <w:tcBorders>
+              <w:top w:val="none" w:sz="0" w:space="0" w:color="D9D9D9"/>
+              <w:bottom w:val="none" w:sz="0" w:space="0" w:color="D9D9D9"/>
+              <w:right w:val="none" w:sz="0" w:space="0" w:color="D9D9D9"/>
+            </w:tcBorders>
+            <w:tcBorders>
+              <w:left w:val="single" w:sz="18" w:space="0" w:color="2F6FB0"/>
+            </w:tcBorders>
+          </w:tcPr>
+          <w:p>
+            <w:pPr>
+              <w:spacing w:after="60"/>
+            </w:pPr>
+            <w:r>
+              <w:rPr>
+                <w:rFonts w:ascii="Calibri" w:hAnsi="Calibri"/>
+                <w:b/>
+                <w:color w:val="2F6FB0"/>
+                <w:sz w:val="20"/>
+              </w:rPr>
+              <w:t>A latent bug this uncovered</w:t>
+            </w:r>
+          </w:p>
+          <w:p>
+            <w:pPr>
+              <w:spacing w:after="40"/>
+            </w:pPr>
+            <w:r>
+              <w:rPr>
+                <w:rFonts w:ascii="Calibri" w:hAnsi="Calibri"/>
+                <w:b w:val="0"/>
+                <w:i w:val="0"/>
+                <w:color w:val="1A1A1A"/>
+                <w:sz w:val="19"/>
+              </w:rPr>
+              <w:t xml:space="preserve">The lens rotation was </w:t>
+            </w:r>
+            <w:r>
+              <w:rPr>
+                <w:rFonts w:ascii="Consolas" w:hAnsi="Consolas"/>
+                <w:i w:val="0"/>
+                <w:color w:val="A83E00"/>
+                <w:sz w:val="17"/>
+              </w:rPr>
+              <w:t>GENERATION_LENSES[index % len(LENSES)]</w:t>
+            </w:r>
+            <w:r>
+              <w:rPr>
+                <w:rFonts w:ascii="Calibri" w:hAnsi="Calibri"/>
+                <w:b w:val="0"/>
+                <w:i w:val="0"/>
+                <w:color w:val="1A1A1A"/>
+                <w:sz w:val="19"/>
+              </w:rPr>
+              <w:t xml:space="preserve">, where </w:t>
+            </w:r>
+            <w:r>
+              <w:rPr>
+                <w:rFonts w:ascii="Consolas" w:hAnsi="Consolas"/>
+                <w:i w:val="0"/>
+                <w:color w:val="A83E00"/>
+                <w:sz w:val="17"/>
+              </w:rPr>
+              <w:t>index</w:t>
+            </w:r>
+            <w:r>
+              <w:rPr>
+                <w:rFonts w:ascii="Calibri" w:hAnsi="Calibri"/>
+                <w:b w:val="0"/>
+                <w:i w:val="0"/>
+                <w:color w:val="1A1A1A"/>
+                <w:sz w:val="19"/>
+              </w:rPr>
+              <w:t xml:space="preserve"> runs over </w:t>
+            </w:r>
+            <w:r>
+              <w:rPr>
+                <w:rFonts w:ascii="Consolas" w:hAnsi="Consolas"/>
+                <w:i w:val="0"/>
+                <w:color w:val="A83E00"/>
+                <w:sz w:val="17"/>
+              </w:rPr>
+              <w:t>candidates_per_cluster</w:t>
+            </w:r>
+            <w:r>
+              <w:rPr>
+                <w:rFonts w:ascii="Calibri" w:hAnsi="Calibri"/>
+                <w:b w:val="0"/>
+                <w:i w:val="0"/>
+                <w:color w:val="1A1A1A"/>
+                <w:sz w:val="19"/>
+              </w:rPr>
+              <w:t xml:space="preserve"> (3) against 4 lenses. Lenses 0, 1 and 2 fired on every cluster and lens 3 fired on none — the cross-vertical lens was </w:t>
+            </w:r>
+            <w:r>
+              <w:rPr>
+                <w:rFonts w:ascii="Calibri" w:hAnsi="Calibri"/>
+                <w:b/>
+                <w:i w:val="0"/>
+                <w:color w:val="1A1A1A"/>
+                <w:sz w:val="19"/>
+              </w:rPr>
+              <w:t>unreachable for the entire life of the pipeline</w:t>
+            </w:r>
+            <w:r>
+              <w:rPr>
+                <w:rFonts w:ascii="Calibri" w:hAnsi="Calibri"/>
+                <w:b w:val="0"/>
+                <w:i w:val="0"/>
+                <w:color w:val="1A1A1A"/>
+                <w:sz w:val="19"/>
+              </w:rPr>
+              <w:t>, and the new competitor lens would have been dead on arrival.</w:t>
+            </w:r>
+          </w:p>
+          <w:p>
+            <w:pPr>
+              <w:spacing w:after="0"/>
+            </w:pPr>
+            <w:r>
+              <w:rPr>
+                <w:rFonts w:ascii="Calibri" w:hAnsi="Calibri"/>
+                <w:b w:val="0"/>
+                <w:i w:val="0"/>
+                <w:color w:val="1A1A1A"/>
+                <w:sz w:val="19"/>
+              </w:rPr>
+              <w:t>The window is now offset by the cluster, so each cluster still gets three different lenses while the corpus as a whole gets all five.</w:t>
+            </w:r>
+          </w:p>
+        </w:tc>
+      </w:tr>
+    </w:tbl>
+    <w:p>
+      <w:pPr>
+        <w:spacing w:after="40"/>
+      </w:pPr>
+    </w:p>
+    <w:p>
+      <w:pPr>
+        <w:pStyle w:val="Heading1"/>
+      </w:pPr>
+      <w:r>
+        <w:rPr>
+          <w:rFonts w:ascii="Calibri" w:hAnsi="Calibri"/>
+        </w:rPr>
         <w:t>10   Data architecture</w:t>
       </w:r>
     </w:p>
@@ -10693,7 +13132,7 @@
           <w:color w:val="1A1A1A"/>
           <w:sz w:val="21"/>
         </w:rPr>
-        <w:t>Twenty-two tables, presented over four figures by subject area. Crow's-foot notation throughout; the notation key is on Figure 7.</w:t>
+        <w:t>Twenty-five tables, presented over five figures by subject area. Crow's-foot notation throughout; the notation key is on Figure 7.</w:t>
       </w:r>
     </w:p>
     <w:p>
@@ -10715,7 +13154,7 @@
         <w:drawing>
           <wp:inline xmlns:a="http://schemas.openxmlformats.org/drawingml/2006/main" xmlns:pic="http://schemas.openxmlformats.org/drawingml/2006/picture">
             <wp:extent cx="9319956" cy="6191999"/>
-            <wp:docPr id="7" name="Picture 7"/>
+            <wp:docPr id="8" name="Picture 8"/>
             <wp:cNvGraphicFramePr>
               <a:graphicFrameLocks noChangeAspect="1"/>
             </wp:cNvGraphicFramePr>
@@ -10727,7 +13166,7 @@
                     <pic:cNvPicPr/>
                   </pic:nvPicPr>
                   <pic:blipFill>
-                    <a:blip r:embed="rId16"/>
+                    <a:blip r:embed="rId17"/>
                     <a:stretch>
                       <a:fillRect/>
                     </a:stretch>
@@ -10771,7 +13210,7 @@
         <w:drawing>
           <wp:inline xmlns:a="http://schemas.openxmlformats.org/drawingml/2006/main" xmlns:pic="http://schemas.openxmlformats.org/drawingml/2006/picture">
             <wp:extent cx="9504000" cy="5199010"/>
-            <wp:docPr id="8" name="Picture 8"/>
+            <wp:docPr id="9" name="Picture 9"/>
             <wp:cNvGraphicFramePr>
               <a:graphicFrameLocks noChangeAspect="1"/>
             </wp:cNvGraphicFramePr>
@@ -10783,7 +13222,7 @@
                     <pic:cNvPicPr/>
                   </pic:nvPicPr>
                   <pic:blipFill>
-                    <a:blip r:embed="rId17"/>
+                    <a:blip r:embed="rId18"/>
                     <a:stretch>
                       <a:fillRect/>
                     </a:stretch>
@@ -10827,7 +13266,7 @@
         <w:drawing>
           <wp:inline xmlns:a="http://schemas.openxmlformats.org/drawingml/2006/main" xmlns:pic="http://schemas.openxmlformats.org/drawingml/2006/picture">
             <wp:extent cx="9504000" cy="5182583"/>
-            <wp:docPr id="9" name="Picture 9"/>
+            <wp:docPr id="10" name="Picture 10"/>
             <wp:cNvGraphicFramePr>
               <a:graphicFrameLocks noChangeAspect="1"/>
             </wp:cNvGraphicFramePr>
@@ -10839,7 +13278,7 @@
                     <pic:cNvPicPr/>
                   </pic:nvPicPr>
                   <pic:blipFill>
-                    <a:blip r:embed="rId18"/>
+                    <a:blip r:embed="rId19"/>
                     <a:stretch>
                       <a:fillRect/>
                     </a:stretch>
@@ -10883,7 +13322,7 @@
         <w:drawing>
           <wp:inline xmlns:a="http://schemas.openxmlformats.org/drawingml/2006/main" xmlns:pic="http://schemas.openxmlformats.org/drawingml/2006/picture">
             <wp:extent cx="9504000" cy="4697886"/>
-            <wp:docPr id="10" name="Picture 10"/>
+            <wp:docPr id="11" name="Picture 11"/>
             <wp:cNvGraphicFramePr>
               <a:graphicFrameLocks noChangeAspect="1"/>
             </wp:cNvGraphicFramePr>
@@ -10895,7 +13334,7 @@
                     <pic:cNvPicPr/>
                   </pic:nvPicPr>
                   <pic:blipFill>
-                    <a:blip r:embed="rId19"/>
+                    <a:blip r:embed="rId20"/>
                     <a:stretch>
                       <a:fillRect/>
                     </a:stretch>
@@ -11117,7 +13556,7 @@
                 <w:color w:val="1A1A1A"/>
                 <w:sz w:val="16"/>
               </w:rPr>
-              <w:t>4,658</w:t>
+              <w:t>11,353</w:t>
             </w:r>
           </w:p>
         </w:tc>
@@ -11224,7 +13663,7 @@
                 <w:color w:val="1A1A1A"/>
                 <w:sz w:val="16"/>
               </w:rPr>
-              <w:t>4,658</w:t>
+              <w:t>11,354</w:t>
             </w:r>
           </w:p>
         </w:tc>
@@ -11331,7 +13770,7 @@
                 <w:color w:val="1A1A1A"/>
                 <w:sz w:val="16"/>
               </w:rPr>
-              <w:t>80</w:t>
+              <w:t>325</w:t>
             </w:r>
           </w:p>
         </w:tc>
@@ -11438,7 +13877,7 @@
                 <w:color w:val="1A1A1A"/>
                 <w:sz w:val="16"/>
               </w:rPr>
-              <w:t>174</w:t>
+              <w:t>418</w:t>
             </w:r>
           </w:p>
         </w:tc>
@@ -11545,7 +13984,7 @@
                 <w:color w:val="1A1A1A"/>
                 <w:sz w:val="16"/>
               </w:rPr>
-              <w:t>2,135</w:t>
+              <w:t>11,181</w:t>
             </w:r>
           </w:p>
         </w:tc>
@@ -11652,7 +14091,7 @@
                 <w:color w:val="1A1A1A"/>
                 <w:sz w:val="16"/>
               </w:rPr>
-              <w:t>1,008</w:t>
+              <w:t>1,844</w:t>
             </w:r>
           </w:p>
         </w:tc>
@@ -11973,7 +14412,7 @@
                 <w:color w:val="1A1A1A"/>
                 <w:sz w:val="16"/>
               </w:rPr>
-              <w:t>2,007</w:t>
+              <w:t>4,832</w:t>
             </w:r>
           </w:p>
         </w:tc>
@@ -12187,7 +14626,7 @@
                 <w:color w:val="1A1A1A"/>
                 <w:sz w:val="16"/>
               </w:rPr>
-              <w:t>21</w:t>
+              <w:t>34</w:t>
             </w:r>
           </w:p>
         </w:tc>
@@ -12294,7 +14733,7 @@
                 <w:color w:val="1A1A1A"/>
                 <w:sz w:val="16"/>
               </w:rPr>
-              <w:t>0</w:t>
+              <w:t>1</w:t>
             </w:r>
           </w:p>
         </w:tc>
@@ -12401,7 +14840,7 @@
                 <w:color w:val="1A1A1A"/>
                 <w:sz w:val="16"/>
               </w:rPr>
-              <w:t>174</w:t>
+              <w:t>418</w:t>
             </w:r>
           </w:p>
         </w:tc>
@@ -12508,7 +14947,7 @@
                 <w:color w:val="1A1A1A"/>
                 <w:sz w:val="16"/>
               </w:rPr>
-              <w:t>0</w:t>
+              <w:t>1</w:t>
             </w:r>
           </w:p>
         </w:tc>
@@ -12615,7 +15054,7 @@
                 <w:color w:val="1A1A1A"/>
                 <w:sz w:val="16"/>
               </w:rPr>
-              <w:t>6</w:t>
+              <w:t>9</w:t>
             </w:r>
           </w:p>
         </w:tc>
@@ -12936,7 +15375,7 @@
                 <w:color w:val="1A1A1A"/>
                 <w:sz w:val="16"/>
               </w:rPr>
-              <w:t>300</w:t>
+              <w:t>313</w:t>
             </w:r>
           </w:p>
         </w:tc>
@@ -13043,7 +15482,7 @@
                 <w:color w:val="1A1A1A"/>
                 <w:sz w:val="16"/>
               </w:rPr>
-              <w:t>174</w:t>
+              <w:t>181</w:t>
             </w:r>
           </w:p>
         </w:tc>
@@ -13150,7 +15589,7 @@
                 <w:color w:val="1A1A1A"/>
                 <w:sz w:val="16"/>
               </w:rPr>
-              <w:t>62</w:t>
+              <w:t>174</w:t>
             </w:r>
           </w:p>
         </w:tc>
@@ -13257,7 +15696,7 @@
                 <w:color w:val="1A1A1A"/>
                 <w:sz w:val="16"/>
               </w:rPr>
-              <w:t>62</w:t>
+              <w:t>174</w:t>
             </w:r>
           </w:p>
         </w:tc>
@@ -13364,7 +15803,7 @@
                 <w:color w:val="1A1A1A"/>
                 <w:sz w:val="16"/>
               </w:rPr>
-              <w:t>0</w:t>
+              <w:t>1</w:t>
             </w:r>
           </w:p>
         </w:tc>
@@ -13419,6 +15858,325 @@
                 <w:sz w:val="16"/>
               </w:rPr>
               <w:t>Indefinite</w:t>
+            </w:r>
+          </w:p>
+        </w:tc>
+      </w:tr>
+      <w:tr>
+        <w:tc>
+          <w:tcPr>
+            <w:tcW w:type="dxa" w:w="2041"/>
+            <w:tcBorders>
+              <w:top w:val="single" w:sz="2" w:space="0" w:color="C8C8C8"/>
+              <w:left w:val="single" w:sz="2" w:space="0" w:color="C8C8C8"/>
+              <w:bottom w:val="single" w:sz="2" w:space="0" w:color="C8C8C8"/>
+              <w:right w:val="single" w:sz="2" w:space="0" w:color="C8C8C8"/>
+            </w:tcBorders>
+          </w:tcPr>
+          <w:p>
+            <w:pPr>
+              <w:spacing w:after="20" w:before="20"/>
+            </w:pPr>
+            <w:r>
+              <w:rPr>
+                <w:rFonts w:ascii="Consolas" w:hAnsi="Consolas"/>
+                <w:i w:val="0"/>
+                <w:color w:val="A83E00"/>
+                <w:sz w:val="14"/>
+              </w:rPr>
+              <w:t>competitor_pages</w:t>
+            </w:r>
+          </w:p>
+        </w:tc>
+        <w:tc>
+          <w:tcPr>
+            <w:tcW w:type="dxa" w:w="850"/>
+            <w:tcBorders>
+              <w:top w:val="single" w:sz="2" w:space="0" w:color="C8C8C8"/>
+              <w:left w:val="single" w:sz="2" w:space="0" w:color="C8C8C8"/>
+              <w:bottom w:val="single" w:sz="2" w:space="0" w:color="C8C8C8"/>
+              <w:right w:val="single" w:sz="2" w:space="0" w:color="C8C8C8"/>
+            </w:tcBorders>
+          </w:tcPr>
+          <w:p>
+            <w:pPr>
+              <w:spacing w:after="20" w:before="20"/>
+            </w:pPr>
+            <w:r>
+              <w:rPr>
+                <w:rFonts w:ascii="Calibri" w:hAnsi="Calibri"/>
+                <w:b w:val="0"/>
+                <w:i w:val="0"/>
+                <w:color w:val="1A1A1A"/>
+                <w:sz w:val="16"/>
+              </w:rPr>
+              <w:t>1,745</w:t>
+            </w:r>
+          </w:p>
+        </w:tc>
+        <w:tc>
+          <w:tcPr>
+            <w:tcW w:type="dxa" w:w="4252"/>
+            <w:tcBorders>
+              <w:top w:val="single" w:sz="2" w:space="0" w:color="C8C8C8"/>
+              <w:left w:val="single" w:sz="2" w:space="0" w:color="C8C8C8"/>
+              <w:bottom w:val="single" w:sz="2" w:space="0" w:color="C8C8C8"/>
+              <w:right w:val="single" w:sz="2" w:space="0" w:color="C8C8C8"/>
+            </w:tcBorders>
+          </w:tcPr>
+          <w:p>
+            <w:pPr>
+              <w:spacing w:after="20" w:before="20"/>
+            </w:pPr>
+            <w:r>
+              <w:rPr>
+                <w:rFonts w:ascii="Calibri" w:hAnsi="Calibri"/>
+                <w:b w:val="0"/>
+                <w:i w:val="0"/>
+                <w:color w:val="1A1A1A"/>
+                <w:sz w:val="16"/>
+              </w:rPr>
+              <w:t>Crawled competitor pages — URL plus a bounded extract, never a mirror</w:t>
+            </w:r>
+          </w:p>
+        </w:tc>
+        <w:tc>
+          <w:tcPr>
+            <w:tcW w:type="dxa" w:w="2268"/>
+            <w:tcBorders>
+              <w:top w:val="single" w:sz="2" w:space="0" w:color="C8C8C8"/>
+              <w:left w:val="single" w:sz="2" w:space="0" w:color="C8C8C8"/>
+              <w:bottom w:val="single" w:sz="2" w:space="0" w:color="C8C8C8"/>
+              <w:right w:val="single" w:sz="2" w:space="0" w:color="C8C8C8"/>
+            </w:tcBorders>
+          </w:tcPr>
+          <w:p>
+            <w:pPr>
+              <w:spacing w:after="20" w:before="20"/>
+            </w:pPr>
+            <w:r>
+              <w:rPr>
+                <w:rFonts w:ascii="Calibri" w:hAnsi="Calibri"/>
+                <w:b w:val="0"/>
+                <w:i w:val="0"/>
+                <w:color w:val="1A1A1A"/>
+                <w:sz w:val="16"/>
+              </w:rPr>
+              <w:t>Replaced on re-crawl</w:t>
+            </w:r>
+          </w:p>
+        </w:tc>
+      </w:tr>
+      <w:tr>
+        <w:tc>
+          <w:tcPr>
+            <w:tcW w:type="dxa" w:w="2041"/>
+            <w:shd w:val="clear" w:color="auto" w:fill="F2F2F2"/>
+            <w:tcBorders>
+              <w:top w:val="single" w:sz="2" w:space="0" w:color="C8C8C8"/>
+              <w:left w:val="single" w:sz="2" w:space="0" w:color="C8C8C8"/>
+              <w:bottom w:val="single" w:sz="2" w:space="0" w:color="C8C8C8"/>
+              <w:right w:val="single" w:sz="2" w:space="0" w:color="C8C8C8"/>
+            </w:tcBorders>
+          </w:tcPr>
+          <w:p>
+            <w:pPr>
+              <w:spacing w:after="20" w:before="20"/>
+            </w:pPr>
+            <w:r>
+              <w:rPr>
+                <w:rFonts w:ascii="Consolas" w:hAnsi="Consolas"/>
+                <w:i w:val="0"/>
+                <w:color w:val="A83E00"/>
+                <w:sz w:val="14"/>
+              </w:rPr>
+              <w:t>competitor_profiles</w:t>
+            </w:r>
+          </w:p>
+        </w:tc>
+        <w:tc>
+          <w:tcPr>
+            <w:tcW w:type="dxa" w:w="850"/>
+            <w:shd w:val="clear" w:color="auto" w:fill="F2F2F2"/>
+            <w:tcBorders>
+              <w:top w:val="single" w:sz="2" w:space="0" w:color="C8C8C8"/>
+              <w:left w:val="single" w:sz="2" w:space="0" w:color="C8C8C8"/>
+              <w:bottom w:val="single" w:sz="2" w:space="0" w:color="C8C8C8"/>
+              <w:right w:val="single" w:sz="2" w:space="0" w:color="C8C8C8"/>
+            </w:tcBorders>
+          </w:tcPr>
+          <w:p>
+            <w:pPr>
+              <w:spacing w:after="20" w:before="20"/>
+            </w:pPr>
+            <w:r>
+              <w:rPr>
+                <w:rFonts w:ascii="Calibri" w:hAnsi="Calibri"/>
+                <w:b w:val="0"/>
+                <w:i w:val="0"/>
+                <w:color w:val="1A1A1A"/>
+                <w:sz w:val="16"/>
+              </w:rPr>
+              <w:t>65</w:t>
+            </w:r>
+          </w:p>
+        </w:tc>
+        <w:tc>
+          <w:tcPr>
+            <w:tcW w:type="dxa" w:w="4252"/>
+            <w:shd w:val="clear" w:color="auto" w:fill="F2F2F2"/>
+            <w:tcBorders>
+              <w:top w:val="single" w:sz="2" w:space="0" w:color="C8C8C8"/>
+              <w:left w:val="single" w:sz="2" w:space="0" w:color="C8C8C8"/>
+              <w:bottom w:val="single" w:sz="2" w:space="0" w:color="C8C8C8"/>
+              <w:right w:val="single" w:sz="2" w:space="0" w:color="C8C8C8"/>
+            </w:tcBorders>
+          </w:tcPr>
+          <w:p>
+            <w:pPr>
+              <w:spacing w:after="20" w:before="20"/>
+            </w:pPr>
+            <w:r>
+              <w:rPr>
+                <w:rFonts w:ascii="Calibri" w:hAnsi="Calibri"/>
+                <w:b w:val="0"/>
+                <w:i w:val="0"/>
+                <w:color w:val="1A1A1A"/>
+                <w:sz w:val="16"/>
+              </w:rPr>
+              <w:t>One profile per competitor, or a recorded reason why there is none</w:t>
+            </w:r>
+          </w:p>
+        </w:tc>
+        <w:tc>
+          <w:tcPr>
+            <w:tcW w:type="dxa" w:w="2268"/>
+            <w:shd w:val="clear" w:color="auto" w:fill="F2F2F2"/>
+            <w:tcBorders>
+              <w:top w:val="single" w:sz="2" w:space="0" w:color="C8C8C8"/>
+              <w:left w:val="single" w:sz="2" w:space="0" w:color="C8C8C8"/>
+              <w:bottom w:val="single" w:sz="2" w:space="0" w:color="C8C8C8"/>
+              <w:right w:val="single" w:sz="2" w:space="0" w:color="C8C8C8"/>
+            </w:tcBorders>
+          </w:tcPr>
+          <w:p>
+            <w:pPr>
+              <w:spacing w:after="20" w:before="20"/>
+            </w:pPr>
+            <w:r>
+              <w:rPr>
+                <w:rFonts w:ascii="Calibri" w:hAnsi="Calibri"/>
+                <w:b w:val="0"/>
+                <w:i w:val="0"/>
+                <w:color w:val="1A1A1A"/>
+                <w:sz w:val="16"/>
+              </w:rPr>
+              <w:t>Current per corpus hash</w:t>
+            </w:r>
+          </w:p>
+        </w:tc>
+      </w:tr>
+      <w:tr>
+        <w:tc>
+          <w:tcPr>
+            <w:tcW w:type="dxa" w:w="2041"/>
+            <w:tcBorders>
+              <w:top w:val="single" w:sz="2" w:space="0" w:color="C8C8C8"/>
+              <w:left w:val="single" w:sz="2" w:space="0" w:color="C8C8C8"/>
+              <w:bottom w:val="single" w:sz="2" w:space="0" w:color="C8C8C8"/>
+              <w:right w:val="single" w:sz="2" w:space="0" w:color="C8C8C8"/>
+            </w:tcBorders>
+          </w:tcPr>
+          <w:p>
+            <w:pPr>
+              <w:spacing w:after="20" w:before="20"/>
+            </w:pPr>
+            <w:r>
+              <w:rPr>
+                <w:rFonts w:ascii="Consolas" w:hAnsi="Consolas"/>
+                <w:i w:val="0"/>
+                <w:color w:val="A83E00"/>
+                <w:sz w:val="14"/>
+              </w:rPr>
+              <w:t>topic_competitor_analysis</w:t>
+            </w:r>
+          </w:p>
+        </w:tc>
+        <w:tc>
+          <w:tcPr>
+            <w:tcW w:type="dxa" w:w="850"/>
+            <w:tcBorders>
+              <w:top w:val="single" w:sz="2" w:space="0" w:color="C8C8C8"/>
+              <w:left w:val="single" w:sz="2" w:space="0" w:color="C8C8C8"/>
+              <w:bottom w:val="single" w:sz="2" w:space="0" w:color="C8C8C8"/>
+              <w:right w:val="single" w:sz="2" w:space="0" w:color="C8C8C8"/>
+            </w:tcBorders>
+          </w:tcPr>
+          <w:p>
+            <w:pPr>
+              <w:spacing w:after="20" w:before="20"/>
+            </w:pPr>
+            <w:r>
+              <w:rPr>
+                <w:rFonts w:ascii="Calibri" w:hAnsi="Calibri"/>
+                <w:b w:val="0"/>
+                <w:i w:val="0"/>
+                <w:color w:val="1A1A1A"/>
+                <w:sz w:val="16"/>
+              </w:rPr>
+              <w:t>177</w:t>
+            </w:r>
+          </w:p>
+        </w:tc>
+        <w:tc>
+          <w:tcPr>
+            <w:tcW w:type="dxa" w:w="4252"/>
+            <w:tcBorders>
+              <w:top w:val="single" w:sz="2" w:space="0" w:color="C8C8C8"/>
+              <w:left w:val="single" w:sz="2" w:space="0" w:color="C8C8C8"/>
+              <w:bottom w:val="single" w:sz="2" w:space="0" w:color="C8C8C8"/>
+              <w:right w:val="single" w:sz="2" w:space="0" w:color="C8C8C8"/>
+            </w:tcBorders>
+          </w:tcPr>
+          <w:p>
+            <w:pPr>
+              <w:spacing w:after="20" w:before="20"/>
+            </w:pPr>
+            <w:r>
+              <w:rPr>
+                <w:rFonts w:ascii="Calibri" w:hAnsi="Calibri"/>
+                <w:b w:val="0"/>
+                <w:i w:val="0"/>
+                <w:color w:val="1A1A1A"/>
+                <w:sz w:val="16"/>
+              </w:rPr>
+              <w:t>Per-topic join, plus the written comparison when generated</w:t>
+            </w:r>
+          </w:p>
+        </w:tc>
+        <w:tc>
+          <w:tcPr>
+            <w:tcW w:type="dxa" w:w="2268"/>
+            <w:tcBorders>
+              <w:top w:val="single" w:sz="2" w:space="0" w:color="C8C8C8"/>
+              <w:left w:val="single" w:sz="2" w:space="0" w:color="C8C8C8"/>
+              <w:bottom w:val="single" w:sz="2" w:space="0" w:color="C8C8C8"/>
+              <w:right w:val="single" w:sz="2" w:space="0" w:color="C8C8C8"/>
+            </w:tcBorders>
+          </w:tcPr>
+          <w:p>
+            <w:pPr>
+              <w:spacing w:after="20" w:before="20"/>
+            </w:pPr>
+            <w:r>
+              <w:rPr>
+                <w:rFonts w:ascii="Calibri" w:hAnsi="Calibri"/>
+                <w:b w:val="0"/>
+                <w:i w:val="0"/>
+                <w:color w:val="1A1A1A"/>
+                <w:sz w:val="16"/>
+              </w:rPr>
+              <w:t>Current per topic version</w:t>
             </w:r>
           </w:p>
         </w:tc>
@@ -13454,6 +16212,255 @@
         </w:rPr>
         <w:t>Two identity rules do most of the work, and both are enforced by the database rather than by application code.</w:t>
       </w:r>
+    </w:p>
+    <w:p>
+      <w:pPr>
+        <w:pStyle w:val="Heading3"/>
+      </w:pPr>
+      <w:r>
+        <w:rPr>
+          <w:rFonts w:ascii="Calibri" w:hAnsi="Calibri"/>
+        </w:rPr>
+        <w:t>10.3b  Migrations</w:t>
+      </w:r>
+    </w:p>
+    <w:p>
+      <w:pPr>
+        <w:spacing w:after="140" w:before="0"/>
+      </w:pPr>
+      <w:r>
+        <w:rPr>
+          <w:rFonts w:ascii="Consolas" w:hAnsi="Consolas"/>
+          <w:i w:val="0"/>
+          <w:color w:val="A83E00"/>
+          <w:sz w:val="19"/>
+        </w:rPr>
+        <w:t>CREATE TABLE IF NOT EXISTS</w:t>
+      </w:r>
+      <w:r>
+        <w:rPr>
+          <w:rFonts w:ascii="Calibri" w:hAnsi="Calibri"/>
+          <w:b w:val="0"/>
+          <w:i w:val="0"/>
+          <w:color w:val="1A1A1A"/>
+          <w:sz w:val="21"/>
+        </w:rPr>
+        <w:t xml:space="preserve"> leaves an existing table alone, so a column added to the schema never reaches a database that already exists. </w:t>
+      </w:r>
+      <w:r>
+        <w:rPr>
+          <w:rFonts w:ascii="Consolas" w:hAnsi="Consolas"/>
+          <w:i w:val="0"/>
+          <w:color w:val="A83E00"/>
+          <w:sz w:val="19"/>
+        </w:rPr>
+        <w:t>db.MIGRATIONS</w:t>
+      </w:r>
+      <w:r>
+        <w:rPr>
+          <w:rFonts w:ascii="Calibri" w:hAnsi="Calibri"/>
+          <w:b w:val="0"/>
+          <w:i w:val="0"/>
+          <w:color w:val="1A1A1A"/>
+          <w:sz w:val="21"/>
+        </w:rPr>
+        <w:t xml:space="preserve"> is an additive, idempotent list applied on every </w:t>
+      </w:r>
+      <w:r>
+        <w:rPr>
+          <w:rFonts w:ascii="Consolas" w:hAnsi="Consolas"/>
+          <w:i w:val="0"/>
+          <w:color w:val="A83E00"/>
+          <w:sz w:val="19"/>
+        </w:rPr>
+        <w:t>init_schema()</w:t>
+      </w:r>
+      <w:r>
+        <w:rPr>
+          <w:rFonts w:ascii="Calibri" w:hAnsi="Calibri"/>
+          <w:b w:val="0"/>
+          <w:i w:val="0"/>
+          <w:color w:val="1A1A1A"/>
+          <w:sz w:val="21"/>
+        </w:rPr>
+        <w:t xml:space="preserve"> — no rewrite, no data movement — which is what makes it safe to run against the deployed file, where the feedback, assessments and briefs the pipeline never saw are the entire reason that file is not simply recreated.</w:t>
+      </w:r>
+    </w:p>
+    <w:tbl>
+      <w:tblPr>
+        <w:tblW w:type="auto" w:w="0"/>
+        <w:jc w:val="left"/>
+        <w:tblLayout w:type="fixed"/>
+        <w:tblLook w:firstColumn="1" w:firstRow="1" w:lastColumn="0" w:lastRow="0" w:noHBand="0" w:noVBand="1" w:val="04A0"/>
+      </w:tblPr>
+      <w:tblGrid>
+        <w:gridCol w:w="3137"/>
+        <w:gridCol w:w="3137"/>
+        <w:gridCol w:w="3137"/>
+      </w:tblGrid>
+      <w:tr>
+        <w:tc>
+          <w:tcPr>
+            <w:tcW w:type="dxa" w:w="1701"/>
+            <w:shd w:val="clear" w:color="auto" w:fill="3C3C3C"/>
+            <w:tcBorders>
+              <w:top w:val="single" w:sz="2" w:space="0" w:color="C8C8C8"/>
+              <w:left w:val="single" w:sz="2" w:space="0" w:color="C8C8C8"/>
+              <w:bottom w:val="single" w:sz="2" w:space="0" w:color="C8C8C8"/>
+              <w:right w:val="single" w:sz="2" w:space="0" w:color="C8C8C8"/>
+            </w:tcBorders>
+          </w:tcPr>
+          <w:p>
+            <w:pPr>
+              <w:spacing w:after="20" w:before="20"/>
+            </w:pPr>
+            <w:r>
+              <w:rPr>
+                <w:rFonts w:ascii="Calibri" w:hAnsi="Calibri"/>
+                <w:b/>
+                <w:color w:val="FFFFFF"/>
+                <w:sz w:val="18"/>
+              </w:rPr>
+              <w:t>Table</w:t>
+            </w:r>
+          </w:p>
+        </w:tc>
+        <w:tc>
+          <w:tcPr>
+            <w:tcW w:type="dxa" w:w="1814"/>
+            <w:shd w:val="clear" w:color="auto" w:fill="3C3C3C"/>
+            <w:tcBorders>
+              <w:top w:val="single" w:sz="2" w:space="0" w:color="C8C8C8"/>
+              <w:left w:val="single" w:sz="2" w:space="0" w:color="C8C8C8"/>
+              <w:bottom w:val="single" w:sz="2" w:space="0" w:color="C8C8C8"/>
+              <w:right w:val="single" w:sz="2" w:space="0" w:color="C8C8C8"/>
+            </w:tcBorders>
+          </w:tcPr>
+          <w:p>
+            <w:pPr>
+              <w:spacing w:after="20" w:before="20"/>
+            </w:pPr>
+            <w:r>
+              <w:rPr>
+                <w:rFonts w:ascii="Calibri" w:hAnsi="Calibri"/>
+                <w:b/>
+                <w:color w:val="FFFFFF"/>
+                <w:sz w:val="18"/>
+              </w:rPr>
+              <w:t>Column</w:t>
+            </w:r>
+          </w:p>
+        </w:tc>
+        <w:tc>
+          <w:tcPr>
+            <w:tcW w:type="dxa" w:w="5896"/>
+            <w:shd w:val="clear" w:color="auto" w:fill="3C3C3C"/>
+            <w:tcBorders>
+              <w:top w:val="single" w:sz="2" w:space="0" w:color="C8C8C8"/>
+              <w:left w:val="single" w:sz="2" w:space="0" w:color="C8C8C8"/>
+              <w:bottom w:val="single" w:sz="2" w:space="0" w:color="C8C8C8"/>
+              <w:right w:val="single" w:sz="2" w:space="0" w:color="C8C8C8"/>
+            </w:tcBorders>
+          </w:tcPr>
+          <w:p>
+            <w:pPr>
+              <w:spacing w:after="20" w:before="20"/>
+            </w:pPr>
+            <w:r>
+              <w:rPr>
+                <w:rFonts w:ascii="Calibri" w:hAnsi="Calibri"/>
+                <w:b/>
+                <w:color w:val="FFFFFF"/>
+                <w:sz w:val="18"/>
+              </w:rPr>
+              <w:t>Added for</w:t>
+            </w:r>
+          </w:p>
+        </w:tc>
+      </w:tr>
+      <w:tr>
+        <w:tc>
+          <w:tcPr>
+            <w:tcW w:type="dxa" w:w="1701"/>
+            <w:tcBorders>
+              <w:top w:val="single" w:sz="2" w:space="0" w:color="C8C8C8"/>
+              <w:left w:val="single" w:sz="2" w:space="0" w:color="C8C8C8"/>
+              <w:bottom w:val="single" w:sz="2" w:space="0" w:color="C8C8C8"/>
+              <w:right w:val="single" w:sz="2" w:space="0" w:color="C8C8C8"/>
+            </w:tcBorders>
+          </w:tcPr>
+          <w:p>
+            <w:pPr>
+              <w:spacing w:after="20" w:before="20"/>
+            </w:pPr>
+            <w:r>
+              <w:rPr>
+                <w:rFonts w:ascii="Consolas" w:hAnsi="Consolas"/>
+                <w:i w:val="0"/>
+                <w:color w:val="A83E00"/>
+                <w:sz w:val="16"/>
+              </w:rPr>
+              <w:t>topic_briefs</w:t>
+            </w:r>
+          </w:p>
+        </w:tc>
+        <w:tc>
+          <w:tcPr>
+            <w:tcW w:type="dxa" w:w="1814"/>
+            <w:tcBorders>
+              <w:top w:val="single" w:sz="2" w:space="0" w:color="C8C8C8"/>
+              <w:left w:val="single" w:sz="2" w:space="0" w:color="C8C8C8"/>
+              <w:bottom w:val="single" w:sz="2" w:space="0" w:color="C8C8C8"/>
+              <w:right w:val="single" w:sz="2" w:space="0" w:color="C8C8C8"/>
+            </w:tcBorders>
+          </w:tcPr>
+          <w:p>
+            <w:pPr>
+              <w:spacing w:after="20" w:before="20"/>
+            </w:pPr>
+            <w:r>
+              <w:rPr>
+                <w:rFonts w:ascii="Consolas" w:hAnsi="Consolas"/>
+                <w:i w:val="0"/>
+                <w:color w:val="A83E00"/>
+                <w:sz w:val="16"/>
+              </w:rPr>
+              <w:t>brief_schema</w:t>
+            </w:r>
+          </w:p>
+        </w:tc>
+        <w:tc>
+          <w:tcPr>
+            <w:tcW w:type="dxa" w:w="5896"/>
+            <w:tcBorders>
+              <w:top w:val="single" w:sz="2" w:space="0" w:color="C8C8C8"/>
+              <w:left w:val="single" w:sz="2" w:space="0" w:color="C8C8C8"/>
+              <w:bottom w:val="single" w:sz="2" w:space="0" w:color="C8C8C8"/>
+              <w:right w:val="single" w:sz="2" w:space="0" w:color="C8C8C8"/>
+            </w:tcBorders>
+          </w:tcPr>
+          <w:p>
+            <w:pPr>
+              <w:spacing w:after="20" w:before="20"/>
+            </w:pPr>
+            <w:r>
+              <w:rPr>
+                <w:rFonts w:ascii="Calibri" w:hAnsi="Calibri"/>
+                <w:b w:val="0"/>
+                <w:i w:val="0"/>
+                <w:color w:val="1A1A1A"/>
+                <w:sz w:val="18"/>
+              </w:rPr>
+              <w:t>Distinguishing an INCOMPLETE brief — one missing a section that current briefs carry — from a merely STALE one. A stale brief was correct when built and has been overtaken; an incomplete brief never had the section, so waiting does not fix it.</w:t>
+            </w:r>
+          </w:p>
+        </w:tc>
+      </w:tr>
+    </w:tbl>
+    <w:p>
+      <w:pPr>
+        <w:spacing w:after="60"/>
+      </w:pPr>
     </w:p>
     <w:tbl>
       <w:tblPr>
@@ -15879,7 +18886,7 @@
           <w:color w:val="1A1A1A"/>
           <w:sz w:val="21"/>
         </w:rPr>
-        <w:t>Approximately forty endpoints on one FastAPI application. The read endpoints are the product; the write endpoints exist for curation, collaboration and on-demand generation.</w:t>
+        <w:t>Forty-six endpoints on one FastAPI application. The read endpoints are the product; the write endpoints exist for curation, collaboration and on-demand generation.</w:t>
       </w:r>
     </w:p>
     <w:tbl>
@@ -18723,7 +21730,7 @@
         <w:drawing>
           <wp:inline xmlns:a="http://schemas.openxmlformats.org/drawingml/2006/main" xmlns:pic="http://schemas.openxmlformats.org/drawingml/2006/picture">
             <wp:extent cx="9504000" cy="5517153"/>
-            <wp:docPr id="11" name="Picture 11"/>
+            <wp:docPr id="12" name="Picture 12"/>
             <wp:cNvGraphicFramePr>
               <a:graphicFrameLocks noChangeAspect="1"/>
             </wp:cNvGraphicFramePr>
@@ -18735,7 +21742,7 @@
                     <pic:cNvPicPr/>
                   </pic:nvPicPr>
                   <pic:blipFill>
-                    <a:blip r:embed="rId20"/>
+                    <a:blip r:embed="rId21"/>
                     <a:stretch>
                       <a:fillRect/>
                     </a:stretch>
@@ -20148,7 +23155,7 @@
           <w:color w:val="1A1A1A"/>
           <w:sz w:val="21"/>
         </w:rPr>
-        <w:t>167 tests across ten modules. They cover the invariants that would be expensive to discover late rather than aiming at a coverage percentage, and the model provider's mock implementation means none of them touches a network.</w:t>
+        <w:t>294 tests across fourteen modules. They cover the invariants that would be expensive to discover late rather than aiming at a coverage percentage, and the model provider's mock implementation means none of them touches a network.</w:t>
       </w:r>
     </w:p>
     <w:tbl>
@@ -22388,6 +25395,346 @@
                 <w:sz w:val="16"/>
               </w:rPr>
               <w:t>Implement the forecasting-quality metrics that consume it</w:t>
+            </w:r>
+          </w:p>
+        </w:tc>
+      </w:tr>
+      <w:tr>
+        <w:tc>
+          <w:tcPr>
+            <w:tcW w:type="dxa" w:w="2154"/>
+            <w:tcBorders>
+              <w:top w:val="single" w:sz="2" w:space="0" w:color="C8C8C8"/>
+              <w:left w:val="single" w:sz="2" w:space="0" w:color="C8C8C8"/>
+              <w:bottom w:val="single" w:sz="2" w:space="0" w:color="C8C8C8"/>
+              <w:right w:val="single" w:sz="2" w:space="0" w:color="C8C8C8"/>
+            </w:tcBorders>
+          </w:tcPr>
+          <w:p>
+            <w:pPr>
+              <w:spacing w:after="20" w:before="20"/>
+            </w:pPr>
+            <w:r>
+              <w:rPr>
+                <w:rFonts w:ascii="Calibri" w:hAnsi="Calibri"/>
+                <w:b w:val="0"/>
+                <w:i w:val="0"/>
+                <w:color w:val="1A1A1A"/>
+                <w:sz w:val="16"/>
+              </w:rPr>
+              <w:t>12 competitors unprofiled</w:t>
+            </w:r>
+          </w:p>
+        </w:tc>
+        <w:tc>
+          <w:tcPr>
+            <w:tcW w:type="dxa" w:w="1814"/>
+            <w:tcBorders>
+              <w:top w:val="single" w:sz="2" w:space="0" w:color="C8C8C8"/>
+              <w:left w:val="single" w:sz="2" w:space="0" w:color="C8C8C8"/>
+              <w:bottom w:val="single" w:sz="2" w:space="0" w:color="C8C8C8"/>
+              <w:right w:val="single" w:sz="2" w:space="0" w:color="C8C8C8"/>
+            </w:tcBorders>
+          </w:tcPr>
+          <w:p>
+            <w:pPr>
+              <w:spacing w:after="20" w:before="20"/>
+            </w:pPr>
+            <w:r>
+              <w:rPr>
+                <w:rFonts w:ascii="Calibri" w:hAnsi="Calibri"/>
+                <w:b w:val="0"/>
+                <w:i w:val="0"/>
+                <w:color w:val="1A1A1A"/>
+                <w:sz w:val="16"/>
+              </w:rPr>
+              <w:t>Medium — thins the competitive picture on security spaces in particular</w:t>
+            </w:r>
+          </w:p>
+        </w:tc>
+        <w:tc>
+          <w:tcPr>
+            <w:tcW w:type="dxa" w:w="2835"/>
+            <w:tcBorders>
+              <w:top w:val="single" w:sz="2" w:space="0" w:color="C8C8C8"/>
+              <w:left w:val="single" w:sz="2" w:space="0" w:color="C8C8C8"/>
+              <w:bottom w:val="single" w:sz="2" w:space="0" w:color="C8C8C8"/>
+              <w:right w:val="single" w:sz="2" w:space="0" w:color="C8C8C8"/>
+            </w:tcBorders>
+          </w:tcPr>
+          <w:p>
+            <w:pPr>
+              <w:spacing w:after="20" w:before="20"/>
+            </w:pPr>
+            <w:r>
+              <w:rPr>
+                <w:rFonts w:ascii="Calibri" w:hAnsi="Calibri"/>
+                <w:b w:val="0"/>
+                <w:i w:val="0"/>
+                <w:color w:val="1A1A1A"/>
+                <w:sz w:val="16"/>
+              </w:rPr>
+              <w:t>Each is recorded with its reason and named in the Coverage view; per-topic counts show how much of a field was readable</w:t>
+            </w:r>
+          </w:p>
+        </w:tc>
+        <w:tc>
+          <w:tcPr>
+            <w:tcW w:type="dxa" w:w="2608"/>
+            <w:tcBorders>
+              <w:top w:val="single" w:sz="2" w:space="0" w:color="C8C8C8"/>
+              <w:left w:val="single" w:sz="2" w:space="0" w:color="C8C8C8"/>
+              <w:bottom w:val="single" w:sz="2" w:space="0" w:color="C8C8C8"/>
+              <w:right w:val="single" w:sz="2" w:space="0" w:color="C8C8C8"/>
+            </w:tcBorders>
+          </w:tcPr>
+          <w:p>
+            <w:pPr>
+              <w:spacing w:after="20" w:before="20"/>
+            </w:pPr>
+            <w:r>
+              <w:rPr>
+                <w:rFonts w:ascii="Calibri" w:hAnsi="Calibri"/>
+                <w:b w:val="0"/>
+                <w:i w:val="0"/>
+                <w:color w:val="1A1A1A"/>
+                <w:sz w:val="16"/>
+              </w:rPr>
+              <w:t>A decision on the user agent (six sites), and a headless renderer for the three that are client-side only</w:t>
+            </w:r>
+          </w:p>
+        </w:tc>
+      </w:tr>
+      <w:tr>
+        <w:tc>
+          <w:tcPr>
+            <w:tcW w:type="dxa" w:w="2154"/>
+            <w:shd w:val="clear" w:color="auto" w:fill="F2F2F2"/>
+            <w:tcBorders>
+              <w:top w:val="single" w:sz="2" w:space="0" w:color="C8C8C8"/>
+              <w:left w:val="single" w:sz="2" w:space="0" w:color="C8C8C8"/>
+              <w:bottom w:val="single" w:sz="2" w:space="0" w:color="C8C8C8"/>
+              <w:right w:val="single" w:sz="2" w:space="0" w:color="C8C8C8"/>
+            </w:tcBorders>
+          </w:tcPr>
+          <w:p>
+            <w:pPr>
+              <w:spacing w:after="20" w:before="20"/>
+            </w:pPr>
+            <w:r>
+              <w:rPr>
+                <w:rFonts w:ascii="Calibri" w:hAnsi="Calibri"/>
+                <w:b w:val="0"/>
+                <w:i w:val="0"/>
+                <w:color w:val="1A1A1A"/>
+                <w:sz w:val="16"/>
+              </w:rPr>
+              <w:t>Competitor profiles go stale silently</w:t>
+            </w:r>
+          </w:p>
+        </w:tc>
+        <w:tc>
+          <w:tcPr>
+            <w:tcW w:type="dxa" w:w="1814"/>
+            <w:shd w:val="clear" w:color="auto" w:fill="F2F2F2"/>
+            <w:tcBorders>
+              <w:top w:val="single" w:sz="2" w:space="0" w:color="C8C8C8"/>
+              <w:left w:val="single" w:sz="2" w:space="0" w:color="C8C8C8"/>
+              <w:bottom w:val="single" w:sz="2" w:space="0" w:color="C8C8C8"/>
+              <w:right w:val="single" w:sz="2" w:space="0" w:color="C8C8C8"/>
+            </w:tcBorders>
+          </w:tcPr>
+          <w:p>
+            <w:pPr>
+              <w:spacing w:after="20" w:before="20"/>
+            </w:pPr>
+            <w:r>
+              <w:rPr>
+                <w:rFonts w:ascii="Calibri" w:hAnsi="Calibri"/>
+                <w:b w:val="0"/>
+                <w:i w:val="0"/>
+                <w:color w:val="1A1A1A"/>
+                <w:sz w:val="16"/>
+              </w:rPr>
+              <w:t>Low — sites change slowly</w:t>
+            </w:r>
+          </w:p>
+        </w:tc>
+        <w:tc>
+          <w:tcPr>
+            <w:tcW w:type="dxa" w:w="2835"/>
+            <w:shd w:val="clear" w:color="auto" w:fill="F2F2F2"/>
+            <w:tcBorders>
+              <w:top w:val="single" w:sz="2" w:space="0" w:color="C8C8C8"/>
+              <w:left w:val="single" w:sz="2" w:space="0" w:color="C8C8C8"/>
+              <w:bottom w:val="single" w:sz="2" w:space="0" w:color="C8C8C8"/>
+              <w:right w:val="single" w:sz="2" w:space="0" w:color="C8C8C8"/>
+            </w:tcBorders>
+          </w:tcPr>
+          <w:p>
+            <w:pPr>
+              <w:spacing w:after="20" w:before="20"/>
+            </w:pPr>
+            <w:r>
+              <w:rPr>
+                <w:rFonts w:ascii="Consolas" w:hAnsi="Consolas"/>
+                <w:i w:val="0"/>
+                <w:color w:val="A83E00"/>
+                <w:sz w:val="14"/>
+              </w:rPr>
+              <w:t>corpus_hash</w:t>
+            </w:r>
+            <w:r>
+              <w:rPr>
+                <w:rFonts w:ascii="Calibri" w:hAnsi="Calibri"/>
+                <w:b w:val="0"/>
+                <w:i w:val="0"/>
+                <w:color w:val="1A1A1A"/>
+                <w:sz w:val="16"/>
+              </w:rPr>
+              <w:t xml:space="preserve"> detects a moved page set; profiles carry their register and prompt versions</w:t>
+            </w:r>
+          </w:p>
+        </w:tc>
+        <w:tc>
+          <w:tcPr>
+            <w:tcW w:type="dxa" w:w="2608"/>
+            <w:shd w:val="clear" w:color="auto" w:fill="F2F2F2"/>
+            <w:tcBorders>
+              <w:top w:val="single" w:sz="2" w:space="0" w:color="C8C8C8"/>
+              <w:left w:val="single" w:sz="2" w:space="0" w:color="C8C8C8"/>
+              <w:bottom w:val="single" w:sz="2" w:space="0" w:color="C8C8C8"/>
+              <w:right w:val="single" w:sz="2" w:space="0" w:color="C8C8C8"/>
+            </w:tcBorders>
+          </w:tcPr>
+          <w:p>
+            <w:pPr>
+              <w:spacing w:after="20" w:before="20"/>
+            </w:pPr>
+            <w:r>
+              <w:rPr>
+                <w:rFonts w:ascii="Calibri" w:hAnsi="Calibri"/>
+                <w:b w:val="0"/>
+                <w:i w:val="0"/>
+                <w:color w:val="1A1A1A"/>
+                <w:sz w:val="16"/>
+              </w:rPr>
+              <w:t>A scheduled re-crawl on the same cadence discipline as the reference data</w:t>
+            </w:r>
+          </w:p>
+        </w:tc>
+      </w:tr>
+      <w:tr>
+        <w:tc>
+          <w:tcPr>
+            <w:tcW w:type="dxa" w:w="2154"/>
+            <w:tcBorders>
+              <w:top w:val="single" w:sz="2" w:space="0" w:color="C8C8C8"/>
+              <w:left w:val="single" w:sz="2" w:space="0" w:color="C8C8C8"/>
+              <w:bottom w:val="single" w:sz="2" w:space="0" w:color="C8C8C8"/>
+              <w:right w:val="single" w:sz="2" w:space="0" w:color="C8C8C8"/>
+            </w:tcBorders>
+          </w:tcPr>
+          <w:p>
+            <w:pPr>
+              <w:spacing w:after="20" w:before="20"/>
+            </w:pPr>
+            <w:r>
+              <w:rPr>
+                <w:rFonts w:ascii="Calibri" w:hAnsi="Calibri"/>
+                <w:b w:val="0"/>
+                <w:i w:val="0"/>
+                <w:color w:val="1A1A1A"/>
+                <w:sz w:val="16"/>
+              </w:rPr>
+              <w:t>237 spaces have no competitive assessment</w:t>
+            </w:r>
+          </w:p>
+        </w:tc>
+        <w:tc>
+          <w:tcPr>
+            <w:tcW w:type="dxa" w:w="1814"/>
+            <w:tcBorders>
+              <w:top w:val="single" w:sz="2" w:space="0" w:color="C8C8C8"/>
+              <w:left w:val="single" w:sz="2" w:space="0" w:color="C8C8C8"/>
+              <w:bottom w:val="single" w:sz="2" w:space="0" w:color="C8C8C8"/>
+              <w:right w:val="single" w:sz="2" w:space="0" w:color="C8C8C8"/>
+            </w:tcBorders>
+          </w:tcPr>
+          <w:p>
+            <w:pPr>
+              <w:spacing w:after="20" w:before="20"/>
+            </w:pPr>
+            <w:r>
+              <w:rPr>
+                <w:rFonts w:ascii="Calibri" w:hAnsi="Calibri"/>
+                <w:b w:val="0"/>
+                <w:i w:val="0"/>
+                <w:color w:val="1A1A1A"/>
+                <w:sz w:val="16"/>
+              </w:rPr>
+              <w:t>Medium — their competitor tab is empty</w:t>
+            </w:r>
+          </w:p>
+        </w:tc>
+        <w:tc>
+          <w:tcPr>
+            <w:tcW w:type="dxa" w:w="2835"/>
+            <w:tcBorders>
+              <w:top w:val="single" w:sz="2" w:space="0" w:color="C8C8C8"/>
+              <w:left w:val="single" w:sz="2" w:space="0" w:color="C8C8C8"/>
+              <w:bottom w:val="single" w:sz="2" w:space="0" w:color="C8C8C8"/>
+              <w:right w:val="single" w:sz="2" w:space="0" w:color="C8C8C8"/>
+            </w:tcBorders>
+          </w:tcPr>
+          <w:p>
+            <w:pPr>
+              <w:spacing w:after="20" w:before="20"/>
+            </w:pPr>
+            <w:r>
+              <w:rPr>
+                <w:rFonts w:ascii="Calibri" w:hAnsi="Calibri"/>
+                <w:b w:val="0"/>
+                <w:i w:val="0"/>
+                <w:color w:val="1A1A1A"/>
+                <w:sz w:val="16"/>
+              </w:rPr>
+              <w:t>The interface says so explicitly and offers to compute it inline</w:t>
+            </w:r>
+          </w:p>
+        </w:tc>
+        <w:tc>
+          <w:tcPr>
+            <w:tcW w:type="dxa" w:w="2608"/>
+            <w:tcBorders>
+              <w:top w:val="single" w:sz="2" w:space="0" w:color="C8C8C8"/>
+              <w:left w:val="single" w:sz="2" w:space="0" w:color="C8C8C8"/>
+              <w:bottom w:val="single" w:sz="2" w:space="0" w:color="C8C8C8"/>
+              <w:right w:val="single" w:sz="2" w:space="0" w:color="C8C8C8"/>
+            </w:tcBorders>
+          </w:tcPr>
+          <w:p>
+            <w:pPr>
+              <w:spacing w:after="20" w:before="20"/>
+            </w:pPr>
+            <w:r>
+              <w:rPr>
+                <w:rFonts w:ascii="Consolas" w:hAnsi="Consolas"/>
+                <w:i w:val="0"/>
+                <w:color w:val="A83E00"/>
+                <w:sz w:val="14"/>
+              </w:rPr>
+              <w:t>radar competition</w:t>
+            </w:r>
+            <w:r>
+              <w:rPr>
+                <w:rFonts w:ascii="Calibri" w:hAnsi="Calibri"/>
+                <w:b w:val="0"/>
+                <w:i w:val="0"/>
+                <w:color w:val="1A1A1A"/>
+                <w:sz w:val="16"/>
+              </w:rPr>
+              <w:t xml:space="preserve"> across all spaces; arithmetic, no model calls</w:t>
             </w:r>
           </w:p>
         </w:tc>
